--- a/docs/Memoria-tecnica-Uber-Truck.docx
+++ b/docs/Memoria-tecnica-Uber-Truck.docx
@@ -17,6 +17,31 @@
     </w:p>
     <w:p>
       <w:pPr>
+        <w:spacing w:lineRule="auto"/>
+      </w:pPr>
+      <w:hyperlink r:id="rId6">
+        <w:r>
+          <w:rPr>
+            <w:rStyle w:val="Hyperlink"/>
+          </w:rPr>
+          <w:t xml:space="preserve">← Índice documentación</w:t>
+        </w:r>
+      </w:hyperlink>
+      <w:r>
+        <w:rPr/>
+        <w:t xml:space="preserve"> · </w:t>
+      </w:r>
+      <w:hyperlink r:id="rId7">
+        <w:r>
+          <w:rPr>
+            <w:rStyle w:val="Hyperlink"/>
+          </w:rPr>
+          <w:t xml:space="preserve">Inicio app</w:t>
+        </w:r>
+      </w:hyperlink>
+    </w:p>
+    <w:p>
+      <w:pPr>
         <w:pStyle w:val="Heading1"/>
         <w:spacing w:lineRule="auto"/>
       </w:pPr>
@@ -52,7 +77,22 @@
       </w:r>
       <w:r>
         <w:rPr/>
-        <w:t xml:space="preserve"> 1.0 · mayo 2026</w:t>
+        <w:t xml:space="preserve"> 2.1 · mayo 2026 (estructura alineada a Chanchi: Parte I + Parte II)</w:t>
+      </w:r>
+    </w:p>
+    <w:p>
+      <w:pPr>
+        <w:spacing w:lineRule="auto"/>
+      </w:pPr>
+      <w:r>
+        <w:rPr>
+          <w:b/>
+        </w:rPr>
+        <w:t xml:space="preserve">Versión software:</w:t>
+      </w:r>
+      <w:r>
+        <w:rPr/>
+        <w:t xml:space="preserve"> 0.0.19</w:t>
       </w:r>
     </w:p>
     <w:p>
@@ -67,7 +107,121 @@
       </w:r>
       <w:r>
         <w:rPr/>
-        <w:t xml:space="preserve"> Kickoff + skeleton Express; MVP digital en diseño</w:t>
+        <w:t xml:space="preserve"> MVP digital en producción (Railway) — adelanto vs Gantt oct 2026</w:t>
+      </w:r>
+    </w:p>
+    <w:p>
+      <w:pPr>
+        <w:spacing w:lineRule="auto"/>
+      </w:pPr>
+      <w:r>
+        <w:rPr>
+          <w:b/>
+        </w:rPr>
+        <w:t xml:space="preserve">Producción:</w:t>
+      </w:r>
+      <w:hyperlink r:id="rId8">
+        <w:r>
+          <w:rPr>
+            <w:rStyle w:val="Hyperlink"/>
+          </w:rPr>
+          <w:t xml:space="preserve">uber-truck-production.up.railway.app</w:t>
+        </w:r>
+      </w:hyperlink>
+    </w:p>
+    <w:p>
+      <w:pPr>
+        <w:spacing w:lineRule="auto"/>
+      </w:pPr>
+      <w:r>
+        <w:rPr>
+          <w:b/>
+        </w:rPr>
+        <w:t xml:space="preserve">Markdown vivo:</w:t>
+      </w:r>
+      <w:r>
+        <w:rPr/>
+        <w:t xml:space="preserve">docs/01-MEMORIA-TECNICA.md</w:t>
+      </w:r>
+      <w:r>
+        <w:rPr/>
+        <w:t xml:space="preserve"> · </w:t>
+      </w:r>
+      <w:r>
+        <w:rPr>
+          <w:b/>
+        </w:rPr>
+        <w:t xml:space="preserve">Hub:</w:t>
+      </w:r>
+      <w:hyperlink r:id="rId9">
+        <w:r>
+          <w:rPr>
+            <w:rStyle w:val="Hyperlink"/>
+          </w:rPr>
+          <w:t xml:space="preserve">docs/index.html</w:t>
+        </w:r>
+      </w:hyperlink>
+      <w:r>
+        <w:rPr/>
+        <w:t xml:space="preserve"> · </w:t>
+      </w:r>
+      <w:r>
+        <w:rPr>
+          <w:b/>
+        </w:rPr>
+        <w:t xml:space="preserve">Bitácora hito:</w:t>
+      </w:r>
+      <w:r>
+        <w:rPr/>
+        <w:t xml:space="preserve">docs/HITO-DIGITAL-MVP.md</w:t>
+      </w:r>
+    </w:p>
+    <w:p>
+      <w:pPr>
+        <w:spacing w:lineRule="auto"/>
+      </w:pPr>
+      <w:r>
+        <w:rPr>
+          <w:b/>
+        </w:rPr>
+        <w:t xml:space="preserve">Canvas (Cursor):</w:t>
+      </w:r>
+      <w:r>
+        <w:rPr/>
+        <w:t xml:space="preserve">canvases/estado-avance.canvas.tsx</w:t>
+      </w:r>
+    </w:p>
+    <w:p>
+      <w:pPr>
+        <w:spacing w:lineRule="auto"/>
+      </w:pPr>
+      <w:r>
+        <w:rPr>
+          <w:b/>
+        </w:rPr>
+        <w:t xml:space="preserve">SQL Supabase:</w:t>
+      </w:r>
+      <w:r>
+        <w:rPr/>
+        <w:t xml:space="preserve">docs/SQL-SUPABASE.md</w:t>
+      </w:r>
+      <w:r>
+        <w:rPr/>
+        <w:t xml:space="preserve"> · </w:t>
+      </w:r>
+      <w:r>
+        <w:rPr/>
+        <w:t xml:space="preserve">supabase/migrations/RUN_PENDING.sql</w:t>
+      </w:r>
+    </w:p>
+    <w:p>
+      <w:pPr>
+        <w:pStyle w:val="Heading1"/>
+        <w:spacing w:lineRule="auto"/>
+      </w:pPr>
+      <w:r>
+        <w:rPr/>
+        <w:t xml:space="preserve">Parte II — Arquitectura y stack</w:t>
       </w:r>
     </w:p>
     <w:p>
@@ -2138,7 +2292,2513 @@
       </w:pPr>
       <w:r>
         <w:rPr/>
-        <w:t xml:space="preserve">11. Referencias</w:t>
+        <w:t xml:space="preserve">11. Referencias y documentación</w:t>
+      </w:r>
+    </w:p>
+    <w:tbl>
+      <w:tblPr>
+        <w:tblBorders>
+          <w:top w:val="single" w:sz="1" w:space="0" w:color="000000"/>
+          <w:bottom w:val="single" w:sz="1" w:space="0" w:color="000000"/>
+          <w:left w:val="single" w:sz="1" w:space="0" w:color="000000"/>
+          <w:right w:val="single" w:sz="1" w:space="0" w:color="000000"/>
+        </w:tblBorders>
+        <w:tblCellSpacing w:w="0" w:type="dxa"/>
+        <w:tblCellMar>
+          <w:top w:type="dxa" w:w="80"/>
+          <w:bottom w:type="dxa" w:w="80"/>
+          <w:left w:type="dxa" w:w="160"/>
+          <w:right w:type="dxa" w:w="160"/>
+        </w:tblCellMar>
+        <w:jc w:val="center"/>
+      </w:tblPr>
+      <w:tblGrid>
+        <w:gridCol w:w="4320"/>
+        <w:gridCol w:w="4320"/>
+      </w:tblGrid>
+      <w:tr>
+        <w:trPr/>
+        <w:tc>
+          <w:tcPr>
+            <w:tcBorders>
+              <w:top w:val="single" w:sz="1" w:space="0" w:color="000000"/>
+              <w:bottom w:val="single" w:sz="1" w:space="0" w:color="000000"/>
+              <w:left w:val="single" w:sz="1" w:space="0" w:color="000000"/>
+              <w:right w:val="single" w:sz="1" w:space="0" w:color="000000"/>
+            </w:tcBorders>
+          </w:tcPr>
+          <w:p>
+            <w:pPr>
+              <w:spacing w:lineRule="auto"/>
+            </w:pPr>
+            <w:r>
+              <w:rPr/>
+              <w:t xml:space="preserve">Documento</w:t>
+            </w:r>
+          </w:p>
+        </w:tc>
+        <w:tc>
+          <w:tcPr>
+            <w:tcBorders>
+              <w:top w:val="single" w:sz="1" w:space="0" w:color="000000"/>
+              <w:bottom w:val="single" w:sz="1" w:space="0" w:color="000000"/>
+              <w:left w:val="single" w:sz="1" w:space="0" w:color="000000"/>
+              <w:right w:val="single" w:sz="1" w:space="0" w:color="000000"/>
+            </w:tcBorders>
+          </w:tcPr>
+          <w:p>
+            <w:pPr>
+              <w:spacing w:lineRule="auto"/>
+            </w:pPr>
+            <w:r>
+              <w:rPr/>
+              <w:t xml:space="preserve">Ruta</w:t>
+            </w:r>
+          </w:p>
+        </w:tc>
+      </w:tr>
+      <w:tr>
+        <w:trPr/>
+        <w:tc>
+          <w:tcPr>
+            <w:tcBorders>
+              <w:top w:val="single" w:sz="1" w:space="0" w:color="000000"/>
+              <w:bottom w:val="single" w:sz="1" w:space="0" w:color="000000"/>
+              <w:left w:val="single" w:sz="1" w:space="0" w:color="000000"/>
+              <w:right w:val="single" w:sz="1" w:space="0" w:color="000000"/>
+            </w:tcBorders>
+          </w:tcPr>
+          <w:p>
+            <w:pPr>
+              <w:spacing w:lineRule="auto"/>
+            </w:pPr>
+            <w:r>
+              <w:rPr/>
+              <w:t xml:space="preserve">Índice maestro</w:t>
+            </w:r>
+          </w:p>
+        </w:tc>
+        <w:tc>
+          <w:tcPr>
+            <w:tcBorders>
+              <w:top w:val="single" w:sz="1" w:space="0" w:color="000000"/>
+              <w:bottom w:val="single" w:sz="1" w:space="0" w:color="000000"/>
+              <w:left w:val="single" w:sz="1" w:space="0" w:color="000000"/>
+              <w:right w:val="single" w:sz="1" w:space="0" w:color="000000"/>
+            </w:tcBorders>
+          </w:tcPr>
+          <w:p>
+            <w:pPr>
+              <w:spacing w:lineRule="auto"/>
+            </w:pPr>
+            <w:r>
+              <w:rPr/>
+              <w:t xml:space="preserve">docs/00-INDICE-DOCUMENTACION.md</w:t>
+            </w:r>
+          </w:p>
+        </w:tc>
+      </w:tr>
+      <w:tr>
+        <w:trPr/>
+        <w:tc>
+          <w:tcPr>
+            <w:tcBorders>
+              <w:top w:val="single" w:sz="1" w:space="0" w:color="000000"/>
+              <w:bottom w:val="single" w:sz="1" w:space="0" w:color="000000"/>
+              <w:left w:val="single" w:sz="1" w:space="0" w:color="000000"/>
+              <w:right w:val="single" w:sz="1" w:space="0" w:color="000000"/>
+            </w:tcBorders>
+          </w:tcPr>
+          <w:p>
+            <w:pPr>
+              <w:spacing w:lineRule="auto"/>
+            </w:pPr>
+            <w:r>
+              <w:rPr/>
+              <w:t xml:space="preserve">Memoria técnica (MD)</w:t>
+            </w:r>
+          </w:p>
+        </w:tc>
+        <w:tc>
+          <w:tcPr>
+            <w:tcBorders>
+              <w:top w:val="single" w:sz="1" w:space="0" w:color="000000"/>
+              <w:bottom w:val="single" w:sz="1" w:space="0" w:color="000000"/>
+              <w:left w:val="single" w:sz="1" w:space="0" w:color="000000"/>
+              <w:right w:val="single" w:sz="1" w:space="0" w:color="000000"/>
+            </w:tcBorders>
+          </w:tcPr>
+          <w:p>
+            <w:pPr>
+              <w:spacing w:lineRule="auto"/>
+            </w:pPr>
+            <w:r>
+              <w:rPr/>
+              <w:t xml:space="preserve">docs/01-MEMORIA-TECNICA.md</w:t>
+            </w:r>
+          </w:p>
+        </w:tc>
+      </w:tr>
+      <w:tr>
+        <w:trPr/>
+        <w:tc>
+          <w:tcPr>
+            <w:tcBorders>
+              <w:top w:val="single" w:sz="1" w:space="0" w:color="000000"/>
+              <w:bottom w:val="single" w:sz="1" w:space="0" w:color="000000"/>
+              <w:left w:val="single" w:sz="1" w:space="0" w:color="000000"/>
+              <w:right w:val="single" w:sz="1" w:space="0" w:color="000000"/>
+            </w:tcBorders>
+          </w:tcPr>
+          <w:p>
+            <w:pPr>
+              <w:spacing w:lineRule="auto"/>
+            </w:pPr>
+            <w:r>
+              <w:rPr/>
+              <w:t xml:space="preserve">SQL completo</w:t>
+            </w:r>
+          </w:p>
+        </w:tc>
+        <w:tc>
+          <w:tcPr>
+            <w:tcBorders>
+              <w:top w:val="single" w:sz="1" w:space="0" w:color="000000"/>
+              <w:bottom w:val="single" w:sz="1" w:space="0" w:color="000000"/>
+              <w:left w:val="single" w:sz="1" w:space="0" w:color="000000"/>
+              <w:right w:val="single" w:sz="1" w:space="0" w:color="000000"/>
+            </w:tcBorders>
+          </w:tcPr>
+          <w:p>
+            <w:pPr>
+              <w:spacing w:lineRule="auto"/>
+            </w:pPr>
+            <w:r>
+              <w:rPr/>
+              <w:t xml:space="preserve">docs/SQL-SUPABASE.md</w:t>
+            </w:r>
+          </w:p>
+        </w:tc>
+      </w:tr>
+      <w:tr>
+        <w:trPr/>
+        <w:tc>
+          <w:tcPr>
+            <w:tcBorders>
+              <w:top w:val="single" w:sz="1" w:space="0" w:color="000000"/>
+              <w:bottom w:val="single" w:sz="1" w:space="0" w:color="000000"/>
+              <w:left w:val="single" w:sz="1" w:space="0" w:color="000000"/>
+              <w:right w:val="single" w:sz="1" w:space="0" w:color="000000"/>
+            </w:tcBorders>
+          </w:tcPr>
+          <w:p>
+            <w:pPr>
+              <w:spacing w:lineRule="auto"/>
+            </w:pPr>
+            <w:r>
+              <w:rPr/>
+              <w:t xml:space="preserve">Gantt detallado (HTML)</w:t>
+            </w:r>
+          </w:p>
+        </w:tc>
+        <w:tc>
+          <w:tcPr>
+            <w:tcBorders>
+              <w:top w:val="single" w:sz="1" w:space="0" w:color="000000"/>
+              <w:bottom w:val="single" w:sz="1" w:space="0" w:color="000000"/>
+              <w:left w:val="single" w:sz="1" w:space="0" w:color="000000"/>
+              <w:right w:val="single" w:sz="1" w:space="0" w:color="000000"/>
+            </w:tcBorders>
+          </w:tcPr>
+          <w:p>
+            <w:pPr>
+              <w:spacing w:lineRule="auto"/>
+            </w:pPr>
+            <w:r>
+              <w:rPr/>
+              <w:t xml:space="preserve">docs/Gantt-Uber-Truck.html</w:t>
+            </w:r>
+          </w:p>
+        </w:tc>
+      </w:tr>
+      <w:tr>
+        <w:trPr/>
+        <w:tc>
+          <w:tcPr>
+            <w:tcBorders>
+              <w:top w:val="single" w:sz="1" w:space="0" w:color="000000"/>
+              <w:bottom w:val="single" w:sz="1" w:space="0" w:color="000000"/>
+              <w:left w:val="single" w:sz="1" w:space="0" w:color="000000"/>
+              <w:right w:val="single" w:sz="1" w:space="0" w:color="000000"/>
+            </w:tcBorders>
+          </w:tcPr>
+          <w:p>
+            <w:pPr>
+              <w:spacing w:lineRule="auto"/>
+            </w:pPr>
+            <w:r>
+              <w:rPr/>
+              <w:t xml:space="preserve">Canvas estado avance</w:t>
+            </w:r>
+          </w:p>
+        </w:tc>
+        <w:tc>
+          <w:tcPr>
+            <w:tcBorders>
+              <w:top w:val="single" w:sz="1" w:space="0" w:color="000000"/>
+              <w:bottom w:val="single" w:sz="1" w:space="0" w:color="000000"/>
+              <w:left w:val="single" w:sz="1" w:space="0" w:color="000000"/>
+              <w:right w:val="single" w:sz="1" w:space="0" w:color="000000"/>
+            </w:tcBorders>
+          </w:tcPr>
+          <w:p>
+            <w:pPr>
+              <w:spacing w:lineRule="auto"/>
+            </w:pPr>
+            <w:r>
+              <w:rPr/>
+              <w:t xml:space="preserve">canvases/estado-avance.canvas.tsx</w:t>
+            </w:r>
+          </w:p>
+        </w:tc>
+      </w:tr>
+      <w:tr>
+        <w:trPr/>
+        <w:tc>
+          <w:tcPr>
+            <w:tcBorders>
+              <w:top w:val="single" w:sz="1" w:space="0" w:color="000000"/>
+              <w:bottom w:val="single" w:sz="1" w:space="0" w:color="000000"/>
+              <w:left w:val="single" w:sz="1" w:space="0" w:color="000000"/>
+              <w:right w:val="single" w:sz="1" w:space="0" w:color="000000"/>
+            </w:tcBorders>
+          </w:tcPr>
+          <w:p>
+            <w:pPr>
+              <w:spacing w:lineRule="auto"/>
+            </w:pPr>
+            <w:r>
+              <w:rPr/>
+              <w:t xml:space="preserve">Roadmap</w:t>
+            </w:r>
+          </w:p>
+        </w:tc>
+        <w:tc>
+          <w:tcPr>
+            <w:tcBorders>
+              <w:top w:val="single" w:sz="1" w:space="0" w:color="000000"/>
+              <w:bottom w:val="single" w:sz="1" w:space="0" w:color="000000"/>
+              <w:left w:val="single" w:sz="1" w:space="0" w:color="000000"/>
+              <w:right w:val="single" w:sz="1" w:space="0" w:color="000000"/>
+            </w:tcBorders>
+          </w:tcPr>
+          <w:p>
+            <w:pPr>
+              <w:spacing w:lineRule="auto"/>
+            </w:pPr>
+            <w:r>
+              <w:rPr/>
+              <w:t xml:space="preserve">docs/ROADMAP.md</w:t>
+            </w:r>
+          </w:p>
+        </w:tc>
+      </w:tr>
+      <w:tr>
+        <w:trPr/>
+        <w:tc>
+          <w:tcPr>
+            <w:tcBorders>
+              <w:top w:val="single" w:sz="1" w:space="0" w:color="000000"/>
+              <w:bottom w:val="single" w:sz="1" w:space="0" w:color="000000"/>
+              <w:left w:val="single" w:sz="1" w:space="0" w:color="000000"/>
+              <w:right w:val="single" w:sz="1" w:space="0" w:color="000000"/>
+            </w:tcBorders>
+          </w:tcPr>
+          <w:p>
+            <w:pPr>
+              <w:spacing w:lineRule="auto"/>
+            </w:pPr>
+            <w:r>
+              <w:rPr/>
+              <w:t xml:space="preserve">Política cancelación</w:t>
+            </w:r>
+          </w:p>
+        </w:tc>
+        <w:tc>
+          <w:tcPr>
+            <w:tcBorders>
+              <w:top w:val="single" w:sz="1" w:space="0" w:color="000000"/>
+              <w:bottom w:val="single" w:sz="1" w:space="0" w:color="000000"/>
+              <w:left w:val="single" w:sz="1" w:space="0" w:color="000000"/>
+              <w:right w:val="single" w:sz="1" w:space="0" w:color="000000"/>
+            </w:tcBorders>
+          </w:tcPr>
+          <w:p>
+            <w:pPr>
+              <w:spacing w:lineRule="auto"/>
+            </w:pPr>
+            <w:r>
+              <w:rPr/>
+              <w:t xml:space="preserve">docs/MATCH-CANCEL-POLICY.md</w:t>
+            </w:r>
+          </w:p>
+        </w:tc>
+      </w:tr>
+      <w:tr>
+        <w:trPr/>
+        <w:tc>
+          <w:tcPr>
+            <w:tcBorders>
+              <w:top w:val="single" w:sz="1" w:space="0" w:color="000000"/>
+              <w:bottom w:val="single" w:sz="1" w:space="0" w:color="000000"/>
+              <w:left w:val="single" w:sz="1" w:space="0" w:color="000000"/>
+              <w:right w:val="single" w:sz="1" w:space="0" w:color="000000"/>
+            </w:tcBorders>
+          </w:tcPr>
+          <w:p>
+            <w:pPr>
+              <w:spacing w:lineRule="auto"/>
+            </w:pPr>
+            <w:r>
+              <w:rPr/>
+              <w:t xml:space="preserve">Multas y cuenta bancaria</w:t>
+            </w:r>
+          </w:p>
+        </w:tc>
+        <w:tc>
+          <w:tcPr>
+            <w:tcBorders>
+              <w:top w:val="single" w:sz="1" w:space="0" w:color="000000"/>
+              <w:bottom w:val="single" w:sz="1" w:space="0" w:color="000000"/>
+              <w:left w:val="single" w:sz="1" w:space="0" w:color="000000"/>
+              <w:right w:val="single" w:sz="1" w:space="0" w:color="000000"/>
+            </w:tcBorders>
+          </w:tcPr>
+          <w:p>
+            <w:pPr>
+              <w:spacing w:lineRule="auto"/>
+            </w:pPr>
+            <w:r>
+              <w:rPr/>
+              <w:t xml:space="preserve">docs/PENALTIES-AND-ACCOUNTS.md</w:t>
+            </w:r>
+          </w:p>
+        </w:tc>
+      </w:tr>
+    </w:tbl>
+    <w:p>
+      <w:pPr>
+        <w:spacing w:lineRule="auto"/>
+      </w:pPr>
+      <w:r>
+        <w:rPr/>
+      </w:r>
+    </w:p>
+    <w:p>
+      <w:pPr>
+        <w:pStyle w:val="Heading1"/>
+        <w:spacing w:lineRule="auto"/>
+      </w:pPr>
+      <w:r>
+        <w:rPr/>
+        <w:t xml:space="preserve">Parte I — Hitos, Gantt y avance</w:t>
+      </w:r>
+    </w:p>
+    <w:p>
+      <w:pPr>
+        <w:spacing w:lineRule="auto"/>
+      </w:pPr>
+      <w:r>
+        <w:rPr/>
+        <w:t xml:space="preserve">Patrón equivalente a </w:t>
+      </w:r>
+      <w:r>
+        <w:rPr/>
+        <w:t xml:space="preserve">wa-fintech-mvp/docs/Memoria-tecnica-MVP-Fintech-IA.html</w:t>
+      </w:r>
+      <w:r>
+        <w:rPr/>
+        <w:t xml:space="preserve"> (Chanchi). Tabla detallada por mes: </w:t>
+      </w:r>
+      <w:hyperlink r:id="rId10">
+        <w:r>
+          <w:rPr>
+            <w:rStyle w:val="Hyperlink"/>
+          </w:rPr>
+          <w:t xml:space="preserve">Gantt-Uber-Truck.html</w:t>
+        </w:r>
+      </w:hyperlink>
+      <w:r>
+        <w:rPr/>
+        <w:t xml:space="preserve">. Backlog: </w:t>
+      </w:r>
+      <w:r>
+        <w:rPr/>
+        <w:t xml:space="preserve">docs/PROXIMOS-HITOS.md</w:t>
+      </w:r>
+      <w:r>
+        <w:rPr/>
+        <w:t xml:space="preserve">.</w:t>
+      </w:r>
+    </w:p>
+    <w:p>
+      <w:pPr>
+        <w:pStyle w:val="Heading3"/>
+        <w:spacing w:lineRule="auto"/>
+      </w:pPr>
+      <w:r>
+        <w:rPr/>
+        <w:t xml:space="preserve">Leyenda Gantt</w:t>
+      </w:r>
+    </w:p>
+    <w:tbl>
+      <w:tblPr>
+        <w:tblBorders>
+          <w:top w:val="single" w:sz="2" w:space="0" w:color="000000"/>
+          <w:bottom w:val="single" w:sz="2" w:space="0" w:color="000000"/>
+          <w:left w:val="single" w:sz="2" w:space="0" w:color="000000"/>
+          <w:right w:val="single" w:sz="2" w:space="0" w:color="000000"/>
+        </w:tblBorders>
+        <w:tblCellSpacing w:w="0" w:type="dxa"/>
+        <w:tblCellMar>
+          <w:top w:type="dxa" w:w="80"/>
+          <w:bottom w:type="dxa" w:w="80"/>
+          <w:left w:type="dxa" w:w="160"/>
+          <w:right w:type="dxa" w:w="160"/>
+        </w:tblCellMar>
+        <w:jc w:val="center"/>
+      </w:tblPr>
+      <w:tblGrid>
+        <w:gridCol w:w="4320"/>
+        <w:gridCol w:w="4320"/>
+      </w:tblGrid>
+      <w:tr>
+        <w:trPr/>
+        <w:tc>
+          <w:tcPr>
+            <w:tcBorders>
+              <w:top w:val="single" w:sz="1" w:space="0" w:color="000000"/>
+              <w:bottom w:val="single" w:sz="1" w:space="0" w:color="000000"/>
+              <w:left w:val="single" w:sz="1" w:space="0" w:color="000000"/>
+              <w:right w:val="single" w:sz="1" w:space="0" w:color="000000"/>
+            </w:tcBorders>
+          </w:tcPr>
+          <w:p>
+            <w:pPr>
+              <w:spacing w:lineRule="auto"/>
+            </w:pPr>
+            <w:r>
+              <w:rPr/>
+              <w:t xml:space="preserve">Estilo</w:t>
+            </w:r>
+          </w:p>
+        </w:tc>
+        <w:tc>
+          <w:tcPr>
+            <w:tcBorders>
+              <w:top w:val="single" w:sz="1" w:space="0" w:color="000000"/>
+              <w:bottom w:val="single" w:sz="1" w:space="0" w:color="000000"/>
+              <w:left w:val="single" w:sz="1" w:space="0" w:color="000000"/>
+              <w:right w:val="single" w:sz="1" w:space="0" w:color="000000"/>
+            </w:tcBorders>
+          </w:tcPr>
+          <w:p>
+            <w:pPr>
+              <w:spacing w:lineRule="auto"/>
+            </w:pPr>
+            <w:r>
+              <w:rPr/>
+              <w:t xml:space="preserve">Significado</w:t>
+            </w:r>
+          </w:p>
+        </w:tc>
+      </w:tr>
+      <w:tr>
+        <w:trPr/>
+        <w:tc>
+          <w:tcPr>
+            <w:tcBorders>
+              <w:top w:val="single" w:sz="1" w:space="0" w:color="000000"/>
+              <w:bottom w:val="single" w:sz="1" w:space="0" w:color="000000"/>
+              <w:left w:val="single" w:sz="1" w:space="0" w:color="000000"/>
+              <w:right w:val="single" w:sz="1" w:space="0" w:color="000000"/>
+            </w:tcBorders>
+          </w:tcPr>
+          <w:p>
+            <w:pPr>
+              <w:spacing w:lineRule="auto"/>
+            </w:pPr>
+            <w:r>
+              <w:rPr/>
+              <w:t xml:space="preserve">Hecho</w:t>
+            </w:r>
+          </w:p>
+        </w:tc>
+        <w:tc>
+          <w:tcPr>
+            <w:tcBorders>
+              <w:top w:val="single" w:sz="1" w:space="0" w:color="000000"/>
+              <w:bottom w:val="single" w:sz="1" w:space="0" w:color="000000"/>
+              <w:left w:val="single" w:sz="1" w:space="0" w:color="000000"/>
+              <w:right w:val="single" w:sz="1" w:space="0" w:color="000000"/>
+            </w:tcBorders>
+          </w:tcPr>
+          <w:p>
+            <w:pPr>
+              <w:spacing w:lineRule="auto"/>
+            </w:pPr>
+            <w:r>
+              <w:rPr/>
+              <w:t xml:space="preserve">Entregado en repo / prod</w:t>
+            </w:r>
+          </w:p>
+        </w:tc>
+      </w:tr>
+      <w:tr>
+        <w:trPr/>
+        <w:tc>
+          <w:tcPr>
+            <w:tcBorders>
+              <w:top w:val="single" w:sz="1" w:space="0" w:color="000000"/>
+              <w:bottom w:val="single" w:sz="1" w:space="0" w:color="000000"/>
+              <w:left w:val="single" w:sz="1" w:space="0" w:color="000000"/>
+              <w:right w:val="single" w:sz="1" w:space="0" w:color="000000"/>
+            </w:tcBorders>
+          </w:tcPr>
+          <w:p>
+            <w:pPr>
+              <w:spacing w:lineRule="auto"/>
+            </w:pPr>
+            <w:r>
+              <w:rPr/>
+              <w:t xml:space="preserve">En curso</w:t>
+            </w:r>
+          </w:p>
+        </w:tc>
+        <w:tc>
+          <w:tcPr>
+            <w:tcBorders>
+              <w:top w:val="single" w:sz="1" w:space="0" w:color="000000"/>
+              <w:bottom w:val="single" w:sz="1" w:space="0" w:color="000000"/>
+              <w:left w:val="single" w:sz="1" w:space="0" w:color="000000"/>
+              <w:right w:val="single" w:sz="1" w:space="0" w:color="000000"/>
+            </w:tcBorders>
+          </w:tcPr>
+          <w:p>
+            <w:pPr>
+              <w:spacing w:lineRule="auto"/>
+            </w:pPr>
+            <w:r>
+              <w:rPr/>
+              <w:t xml:space="preserve">Trabajo activo</w:t>
+            </w:r>
+          </w:p>
+        </w:tc>
+      </w:tr>
+      <w:tr>
+        <w:trPr/>
+        <w:tc>
+          <w:tcPr>
+            <w:tcBorders>
+              <w:top w:val="single" w:sz="1" w:space="0" w:color="000000"/>
+              <w:bottom w:val="single" w:sz="1" w:space="0" w:color="000000"/>
+              <w:left w:val="single" w:sz="1" w:space="0" w:color="000000"/>
+              <w:right w:val="single" w:sz="1" w:space="0" w:color="000000"/>
+            </w:tcBorders>
+          </w:tcPr>
+          <w:p>
+            <w:pPr>
+              <w:spacing w:lineRule="auto"/>
+            </w:pPr>
+            <w:r>
+              <w:rPr/>
+              <w:t xml:space="preserve">Planificado</w:t>
+            </w:r>
+          </w:p>
+        </w:tc>
+        <w:tc>
+          <w:tcPr>
+            <w:tcBorders>
+              <w:top w:val="single" w:sz="1" w:space="0" w:color="000000"/>
+              <w:bottom w:val="single" w:sz="1" w:space="0" w:color="000000"/>
+              <w:left w:val="single" w:sz="1" w:space="0" w:color="000000"/>
+              <w:right w:val="single" w:sz="1" w:space="0" w:color="000000"/>
+            </w:tcBorders>
+          </w:tcPr>
+          <w:p>
+            <w:pPr>
+              <w:spacing w:lineRule="auto"/>
+            </w:pPr>
+            <w:r>
+              <w:rPr/>
+              <w:t xml:space="preserve">No iniciado</w:t>
+            </w:r>
+          </w:p>
+        </w:tc>
+      </w:tr>
+      <w:tr>
+        <w:trPr/>
+        <w:tc>
+          <w:tcPr>
+            <w:tcBorders>
+              <w:top w:val="single" w:sz="1" w:space="0" w:color="000000"/>
+              <w:bottom w:val="single" w:sz="1" w:space="0" w:color="000000"/>
+              <w:left w:val="single" w:sz="1" w:space="0" w:color="000000"/>
+              <w:right w:val="single" w:sz="1" w:space="0" w:color="000000"/>
+            </w:tcBorders>
+          </w:tcPr>
+          <w:p>
+            <w:pPr>
+              <w:spacing w:lineRule="auto"/>
+            </w:pPr>
+            <w:r>
+              <w:rPr/>
+              <w:t xml:space="preserve">—</w:t>
+            </w:r>
+          </w:p>
+        </w:tc>
+        <w:tc>
+          <w:tcPr>
+            <w:tcBorders>
+              <w:top w:val="single" w:sz="1" w:space="0" w:color="000000"/>
+              <w:bottom w:val="single" w:sz="1" w:space="0" w:color="000000"/>
+              <w:left w:val="single" w:sz="1" w:space="0" w:color="000000"/>
+              <w:right w:val="single" w:sz="1" w:space="0" w:color="000000"/>
+            </w:tcBorders>
+          </w:tcPr>
+          <w:p>
+            <w:pPr>
+              <w:spacing w:lineRule="auto"/>
+            </w:pPr>
+            <w:r>
+              <w:rPr/>
+              <w:t xml:space="preserve">Fuera del trimestre</w:t>
+            </w:r>
+          </w:p>
+        </w:tc>
+      </w:tr>
+    </w:tbl>
+    <w:p>
+      <w:pPr>
+        <w:spacing w:lineRule="auto"/>
+      </w:pPr>
+      <w:r>
+        <w:rPr/>
+      </w:r>
+    </w:p>
+    <w:p>
+      <w:pPr>
+        <w:pStyle w:val="Heading3"/>
+        <w:spacing w:lineRule="auto"/>
+      </w:pPr>
+      <w:r>
+        <w:rPr/>
+        <w:t xml:space="preserve">Gantt por fase (trimestres 2026–2027)</w:t>
+      </w:r>
+    </w:p>
+    <w:tbl>
+      <w:tblPr>
+        <w:tblBorders>
+          <w:top w:val="single" w:sz="2" w:space="0" w:color="000000"/>
+          <w:bottom w:val="single" w:sz="2" w:space="0" w:color="000000"/>
+          <w:left w:val="single" w:sz="2" w:space="0" w:color="000000"/>
+          <w:right w:val="single" w:sz="2" w:space="0" w:color="000000"/>
+        </w:tblBorders>
+        <w:tblCellSpacing w:w="0" w:type="dxa"/>
+        <w:tblCellMar>
+          <w:top w:type="dxa" w:w="80"/>
+          <w:bottom w:type="dxa" w:w="80"/>
+          <w:left w:type="dxa" w:w="160"/>
+          <w:right w:type="dxa" w:w="160"/>
+        </w:tblCellMar>
+        <w:jc w:val="center"/>
+      </w:tblPr>
+      <w:tblGrid>
+        <w:gridCol w:w="1728"/>
+        <w:gridCol w:w="1728"/>
+        <w:gridCol w:w="1728"/>
+        <w:gridCol w:w="1728"/>
+        <w:gridCol w:w="1728"/>
+      </w:tblGrid>
+      <w:tr>
+        <w:trPr/>
+        <w:tc>
+          <w:tcPr>
+            <w:tcBorders>
+              <w:top w:val="single" w:sz="1" w:space="0" w:color="000000"/>
+              <w:bottom w:val="single" w:sz="1" w:space="0" w:color="000000"/>
+              <w:left w:val="single" w:sz="1" w:space="0" w:color="000000"/>
+              <w:right w:val="single" w:sz="1" w:space="0" w:color="000000"/>
+            </w:tcBorders>
+          </w:tcPr>
+          <w:p>
+            <w:pPr>
+              <w:spacing w:lineRule="auto"/>
+            </w:pPr>
+            <w:r>
+              <w:rPr/>
+              <w:t xml:space="preserve">Fase</w:t>
+            </w:r>
+          </w:p>
+        </w:tc>
+        <w:tc>
+          <w:tcPr>
+            <w:tcBorders>
+              <w:top w:val="single" w:sz="1" w:space="0" w:color="000000"/>
+              <w:bottom w:val="single" w:sz="1" w:space="0" w:color="000000"/>
+              <w:left w:val="single" w:sz="1" w:space="0" w:color="000000"/>
+              <w:right w:val="single" w:sz="1" w:space="0" w:color="000000"/>
+            </w:tcBorders>
+          </w:tcPr>
+          <w:p>
+            <w:pPr>
+              <w:spacing w:lineRule="auto"/>
+            </w:pPr>
+            <w:r>
+              <w:rPr/>
+              <w:t xml:space="preserve">2026 T2</w:t>
+            </w:r>
+          </w:p>
+          <w:p>
+            <w:pPr>
+              <w:spacing w:lineRule="auto"/>
+            </w:pPr>
+            <w:r>
+              <w:rPr/>
+              <w:br w:type="textWrapping"/>
+            </w:r>
+          </w:p>
+          <w:p>
+            <w:pPr>
+              <w:spacing w:lineRule="auto"/>
+            </w:pPr>
+            <w:r>
+              <w:rPr/>
+              <w:t xml:space="preserve">abr–jun</w:t>
+            </w:r>
+          </w:p>
+        </w:tc>
+        <w:tc>
+          <w:tcPr>
+            <w:tcBorders>
+              <w:top w:val="single" w:sz="1" w:space="0" w:color="000000"/>
+              <w:bottom w:val="single" w:sz="1" w:space="0" w:color="000000"/>
+              <w:left w:val="single" w:sz="1" w:space="0" w:color="000000"/>
+              <w:right w:val="single" w:sz="1" w:space="0" w:color="000000"/>
+            </w:tcBorders>
+          </w:tcPr>
+          <w:p>
+            <w:pPr>
+              <w:spacing w:lineRule="auto"/>
+            </w:pPr>
+            <w:r>
+              <w:rPr/>
+              <w:t xml:space="preserve">2026 T3</w:t>
+            </w:r>
+          </w:p>
+          <w:p>
+            <w:pPr>
+              <w:spacing w:lineRule="auto"/>
+            </w:pPr>
+            <w:r>
+              <w:rPr/>
+              <w:br w:type="textWrapping"/>
+            </w:r>
+          </w:p>
+          <w:p>
+            <w:pPr>
+              <w:spacing w:lineRule="auto"/>
+            </w:pPr>
+            <w:r>
+              <w:rPr/>
+              <w:t xml:space="preserve">jul–sep</w:t>
+            </w:r>
+          </w:p>
+        </w:tc>
+        <w:tc>
+          <w:tcPr>
+            <w:tcBorders>
+              <w:top w:val="single" w:sz="1" w:space="0" w:color="000000"/>
+              <w:bottom w:val="single" w:sz="1" w:space="0" w:color="000000"/>
+              <w:left w:val="single" w:sz="1" w:space="0" w:color="000000"/>
+              <w:right w:val="single" w:sz="1" w:space="0" w:color="000000"/>
+            </w:tcBorders>
+          </w:tcPr>
+          <w:p>
+            <w:pPr>
+              <w:spacing w:lineRule="auto"/>
+            </w:pPr>
+            <w:r>
+              <w:rPr/>
+              <w:t xml:space="preserve">2026 T4</w:t>
+            </w:r>
+          </w:p>
+          <w:p>
+            <w:pPr>
+              <w:spacing w:lineRule="auto"/>
+            </w:pPr>
+            <w:r>
+              <w:rPr/>
+              <w:br w:type="textWrapping"/>
+            </w:r>
+          </w:p>
+          <w:p>
+            <w:pPr>
+              <w:spacing w:lineRule="auto"/>
+            </w:pPr>
+            <w:r>
+              <w:rPr/>
+              <w:t xml:space="preserve">oct–dic</w:t>
+            </w:r>
+          </w:p>
+        </w:tc>
+        <w:tc>
+          <w:tcPr>
+            <w:tcBorders>
+              <w:top w:val="single" w:sz="1" w:space="0" w:color="000000"/>
+              <w:bottom w:val="single" w:sz="1" w:space="0" w:color="000000"/>
+              <w:left w:val="single" w:sz="1" w:space="0" w:color="000000"/>
+              <w:right w:val="single" w:sz="1" w:space="0" w:color="000000"/>
+            </w:tcBorders>
+          </w:tcPr>
+          <w:p>
+            <w:pPr>
+              <w:spacing w:lineRule="auto"/>
+            </w:pPr>
+            <w:r>
+              <w:rPr/>
+              <w:t xml:space="preserve">2027 T1</w:t>
+            </w:r>
+          </w:p>
+          <w:p>
+            <w:pPr>
+              <w:spacing w:lineRule="auto"/>
+            </w:pPr>
+            <w:r>
+              <w:rPr/>
+              <w:br w:type="textWrapping"/>
+            </w:r>
+          </w:p>
+          <w:p>
+            <w:pPr>
+              <w:spacing w:lineRule="auto"/>
+            </w:pPr>
+            <w:r>
+              <w:rPr/>
+              <w:t xml:space="preserve">ene–mar</w:t>
+            </w:r>
+          </w:p>
+        </w:tc>
+      </w:tr>
+      <w:tr>
+        <w:trPr/>
+        <w:tc>
+          <w:tcPr>
+            <w:tcBorders>
+              <w:top w:val="single" w:sz="1" w:space="0" w:color="000000"/>
+              <w:bottom w:val="single" w:sz="1" w:space="0" w:color="000000"/>
+              <w:left w:val="single" w:sz="1" w:space="0" w:color="000000"/>
+              <w:right w:val="single" w:sz="1" w:space="0" w:color="000000"/>
+            </w:tcBorders>
+          </w:tcPr>
+          <w:p>
+            <w:pPr>
+              <w:spacing w:lineRule="auto"/>
+            </w:pPr>
+            <w:r>
+              <w:rPr/>
+              <w:t xml:space="preserve">0 · Descubrimiento</w:t>
+            </w:r>
+          </w:p>
+        </w:tc>
+        <w:tc>
+          <w:tcPr>
+            <w:tcBorders>
+              <w:top w:val="single" w:sz="1" w:space="0" w:color="000000"/>
+              <w:bottom w:val="single" w:sz="1" w:space="0" w:color="000000"/>
+              <w:left w:val="single" w:sz="1" w:space="0" w:color="000000"/>
+              <w:right w:val="single" w:sz="1" w:space="0" w:color="000000"/>
+            </w:tcBorders>
+          </w:tcPr>
+          <w:p>
+            <w:pPr>
+              <w:spacing w:lineRule="auto"/>
+            </w:pPr>
+            <w:r>
+              <w:rPr/>
+              <w:t xml:space="preserve">En curso</w:t>
+            </w:r>
+          </w:p>
+        </w:tc>
+        <w:tc>
+          <w:tcPr>
+            <w:tcBorders>
+              <w:top w:val="single" w:sz="1" w:space="0" w:color="000000"/>
+              <w:bottom w:val="single" w:sz="1" w:space="0" w:color="000000"/>
+              <w:left w:val="single" w:sz="1" w:space="0" w:color="000000"/>
+              <w:right w:val="single" w:sz="1" w:space="0" w:color="000000"/>
+            </w:tcBorders>
+          </w:tcPr>
+          <w:p>
+            <w:pPr>
+              <w:spacing w:lineRule="auto"/>
+            </w:pPr>
+            <w:r>
+              <w:rPr/>
+              <w:t xml:space="preserve">Planificado</w:t>
+            </w:r>
+          </w:p>
+        </w:tc>
+        <w:tc>
+          <w:tcPr>
+            <w:tcBorders>
+              <w:top w:val="single" w:sz="1" w:space="0" w:color="000000"/>
+              <w:bottom w:val="single" w:sz="1" w:space="0" w:color="000000"/>
+              <w:left w:val="single" w:sz="1" w:space="0" w:color="000000"/>
+              <w:right w:val="single" w:sz="1" w:space="0" w:color="000000"/>
+            </w:tcBorders>
+          </w:tcPr>
+          <w:p>
+            <w:pPr>
+              <w:spacing w:lineRule="auto"/>
+            </w:pPr>
+            <w:r>
+              <w:rPr/>
+              <w:t xml:space="preserve">—</w:t>
+            </w:r>
+          </w:p>
+        </w:tc>
+        <w:tc>
+          <w:tcPr>
+            <w:tcBorders>
+              <w:top w:val="single" w:sz="1" w:space="0" w:color="000000"/>
+              <w:bottom w:val="single" w:sz="1" w:space="0" w:color="000000"/>
+              <w:left w:val="single" w:sz="1" w:space="0" w:color="000000"/>
+              <w:right w:val="single" w:sz="1" w:space="0" w:color="000000"/>
+            </w:tcBorders>
+          </w:tcPr>
+          <w:p>
+            <w:pPr>
+              <w:spacing w:lineRule="auto"/>
+            </w:pPr>
+            <w:r>
+              <w:rPr/>
+              <w:t xml:space="preserve">—</w:t>
+            </w:r>
+          </w:p>
+        </w:tc>
+      </w:tr>
+      <w:tr>
+        <w:trPr/>
+        <w:tc>
+          <w:tcPr>
+            <w:tcBorders>
+              <w:top w:val="single" w:sz="1" w:space="0" w:color="000000"/>
+              <w:bottom w:val="single" w:sz="1" w:space="0" w:color="000000"/>
+              <w:left w:val="single" w:sz="1" w:space="0" w:color="000000"/>
+              <w:right w:val="single" w:sz="1" w:space="0" w:color="000000"/>
+            </w:tcBorders>
+          </w:tcPr>
+          <w:p>
+            <w:pPr>
+              <w:spacing w:lineRule="auto"/>
+            </w:pPr>
+            <w:r>
+              <w:rPr/>
+              <w:t xml:space="preserve">1 · Concierge (20 match)</w:t>
+            </w:r>
+          </w:p>
+        </w:tc>
+        <w:tc>
+          <w:tcPr>
+            <w:tcBorders>
+              <w:top w:val="single" w:sz="1" w:space="0" w:color="000000"/>
+              <w:bottom w:val="single" w:sz="1" w:space="0" w:color="000000"/>
+              <w:left w:val="single" w:sz="1" w:space="0" w:color="000000"/>
+              <w:right w:val="single" w:sz="1" w:space="0" w:color="000000"/>
+            </w:tcBorders>
+          </w:tcPr>
+          <w:p>
+            <w:pPr>
+              <w:spacing w:lineRule="auto"/>
+            </w:pPr>
+            <w:r>
+              <w:rPr/>
+              <w:t xml:space="preserve">Planificado</w:t>
+            </w:r>
+          </w:p>
+        </w:tc>
+        <w:tc>
+          <w:tcPr>
+            <w:tcBorders>
+              <w:top w:val="single" w:sz="1" w:space="0" w:color="000000"/>
+              <w:bottom w:val="single" w:sz="1" w:space="0" w:color="000000"/>
+              <w:left w:val="single" w:sz="1" w:space="0" w:color="000000"/>
+              <w:right w:val="single" w:sz="1" w:space="0" w:color="000000"/>
+            </w:tcBorders>
+          </w:tcPr>
+          <w:p>
+            <w:pPr>
+              <w:spacing w:lineRule="auto"/>
+            </w:pPr>
+            <w:r>
+              <w:rPr/>
+              <w:t xml:space="preserve">En curso</w:t>
+            </w:r>
+          </w:p>
+        </w:tc>
+        <w:tc>
+          <w:tcPr>
+            <w:tcBorders>
+              <w:top w:val="single" w:sz="1" w:space="0" w:color="000000"/>
+              <w:bottom w:val="single" w:sz="1" w:space="0" w:color="000000"/>
+              <w:left w:val="single" w:sz="1" w:space="0" w:color="000000"/>
+              <w:right w:val="single" w:sz="1" w:space="0" w:color="000000"/>
+            </w:tcBorders>
+          </w:tcPr>
+          <w:p>
+            <w:pPr>
+              <w:spacing w:lineRule="auto"/>
+            </w:pPr>
+            <w:r>
+              <w:rPr/>
+              <w:t xml:space="preserve">Planificado</w:t>
+            </w:r>
+          </w:p>
+        </w:tc>
+        <w:tc>
+          <w:tcPr>
+            <w:tcBorders>
+              <w:top w:val="single" w:sz="1" w:space="0" w:color="000000"/>
+              <w:bottom w:val="single" w:sz="1" w:space="0" w:color="000000"/>
+              <w:left w:val="single" w:sz="1" w:space="0" w:color="000000"/>
+              <w:right w:val="single" w:sz="1" w:space="0" w:color="000000"/>
+            </w:tcBorders>
+          </w:tcPr>
+          <w:p>
+            <w:pPr>
+              <w:spacing w:lineRule="auto"/>
+            </w:pPr>
+            <w:r>
+              <w:rPr/>
+              <w:t xml:space="preserve">—</w:t>
+            </w:r>
+          </w:p>
+        </w:tc>
+      </w:tr>
+      <w:tr>
+        <w:trPr/>
+        <w:tc>
+          <w:tcPr>
+            <w:tcBorders>
+              <w:top w:val="single" w:sz="1" w:space="0" w:color="000000"/>
+              <w:bottom w:val="single" w:sz="1" w:space="0" w:color="000000"/>
+              <w:left w:val="single" w:sz="1" w:space="0" w:color="000000"/>
+              <w:right w:val="single" w:sz="1" w:space="0" w:color="000000"/>
+            </w:tcBorders>
+          </w:tcPr>
+          <w:p>
+            <w:pPr>
+              <w:spacing w:lineRule="auto"/>
+            </w:pPr>
+            <w:r>
+              <w:rPr/>
+              <w:t xml:space="preserve">2 · MVP digital</w:t>
+            </w:r>
+          </w:p>
+        </w:tc>
+        <w:tc>
+          <w:tcPr>
+            <w:tcBorders>
+              <w:top w:val="single" w:sz="1" w:space="0" w:color="000000"/>
+              <w:bottom w:val="single" w:sz="1" w:space="0" w:color="000000"/>
+              <w:left w:val="single" w:sz="1" w:space="0" w:color="000000"/>
+              <w:right w:val="single" w:sz="1" w:space="0" w:color="000000"/>
+            </w:tcBorders>
+          </w:tcPr>
+          <w:p>
+            <w:pPr>
+              <w:spacing w:lineRule="auto"/>
+            </w:pPr>
+            <w:r>
+              <w:rPr/>
+              <w:t xml:space="preserve">Hecho</w:t>
+            </w:r>
+          </w:p>
+        </w:tc>
+        <w:tc>
+          <w:tcPr>
+            <w:tcBorders>
+              <w:top w:val="single" w:sz="1" w:space="0" w:color="000000"/>
+              <w:bottom w:val="single" w:sz="1" w:space="0" w:color="000000"/>
+              <w:left w:val="single" w:sz="1" w:space="0" w:color="000000"/>
+              <w:right w:val="single" w:sz="1" w:space="0" w:color="000000"/>
+            </w:tcBorders>
+          </w:tcPr>
+          <w:p>
+            <w:pPr>
+              <w:spacing w:lineRule="auto"/>
+            </w:pPr>
+            <w:r>
+              <w:rPr/>
+              <w:t xml:space="preserve">Hecho</w:t>
+            </w:r>
+          </w:p>
+        </w:tc>
+        <w:tc>
+          <w:tcPr>
+            <w:tcBorders>
+              <w:top w:val="single" w:sz="1" w:space="0" w:color="000000"/>
+              <w:bottom w:val="single" w:sz="1" w:space="0" w:color="000000"/>
+              <w:left w:val="single" w:sz="1" w:space="0" w:color="000000"/>
+              <w:right w:val="single" w:sz="1" w:space="0" w:color="000000"/>
+            </w:tcBorders>
+          </w:tcPr>
+          <w:p>
+            <w:pPr>
+              <w:spacing w:lineRule="auto"/>
+            </w:pPr>
+            <w:r>
+              <w:rPr/>
+              <w:t xml:space="preserve">Refino</w:t>
+            </w:r>
+          </w:p>
+        </w:tc>
+        <w:tc>
+          <w:tcPr>
+            <w:tcBorders>
+              <w:top w:val="single" w:sz="1" w:space="0" w:color="000000"/>
+              <w:bottom w:val="single" w:sz="1" w:space="0" w:color="000000"/>
+              <w:left w:val="single" w:sz="1" w:space="0" w:color="000000"/>
+              <w:right w:val="single" w:sz="1" w:space="0" w:color="000000"/>
+            </w:tcBorders>
+          </w:tcPr>
+          <w:p>
+            <w:pPr>
+              <w:spacing w:lineRule="auto"/>
+            </w:pPr>
+            <w:r>
+              <w:rPr/>
+              <w:t xml:space="preserve">2.10 cobros</w:t>
+            </w:r>
+          </w:p>
+        </w:tc>
+      </w:tr>
+      <w:tr>
+        <w:trPr/>
+        <w:tc>
+          <w:tcPr>
+            <w:tcBorders>
+              <w:top w:val="single" w:sz="1" w:space="0" w:color="000000"/>
+              <w:bottom w:val="single" w:sz="1" w:space="0" w:color="000000"/>
+              <w:left w:val="single" w:sz="1" w:space="0" w:color="000000"/>
+              <w:right w:val="single" w:sz="1" w:space="0" w:color="000000"/>
+            </w:tcBorders>
+          </w:tcPr>
+          <w:p>
+            <w:pPr>
+              <w:spacing w:lineRule="auto"/>
+            </w:pPr>
+            <w:r>
+              <w:rPr/>
+              <w:t xml:space="preserve">3 · Piloto confianza</w:t>
+            </w:r>
+          </w:p>
+        </w:tc>
+        <w:tc>
+          <w:tcPr>
+            <w:tcBorders>
+              <w:top w:val="single" w:sz="1" w:space="0" w:color="000000"/>
+              <w:bottom w:val="single" w:sz="1" w:space="0" w:color="000000"/>
+              <w:left w:val="single" w:sz="1" w:space="0" w:color="000000"/>
+              <w:right w:val="single" w:sz="1" w:space="0" w:color="000000"/>
+            </w:tcBorders>
+          </w:tcPr>
+          <w:p>
+            <w:pPr>
+              <w:spacing w:lineRule="auto"/>
+            </w:pPr>
+            <w:r>
+              <w:rPr/>
+              <w:t xml:space="preserve">—</w:t>
+            </w:r>
+          </w:p>
+        </w:tc>
+        <w:tc>
+          <w:tcPr>
+            <w:tcBorders>
+              <w:top w:val="single" w:sz="1" w:space="0" w:color="000000"/>
+              <w:bottom w:val="single" w:sz="1" w:space="0" w:color="000000"/>
+              <w:left w:val="single" w:sz="1" w:space="0" w:color="000000"/>
+              <w:right w:val="single" w:sz="1" w:space="0" w:color="000000"/>
+            </w:tcBorders>
+          </w:tcPr>
+          <w:p>
+            <w:pPr>
+              <w:spacing w:lineRule="auto"/>
+            </w:pPr>
+            <w:r>
+              <w:rPr/>
+              <w:t xml:space="preserve">—</w:t>
+            </w:r>
+          </w:p>
+        </w:tc>
+        <w:tc>
+          <w:tcPr>
+            <w:tcBorders>
+              <w:top w:val="single" w:sz="1" w:space="0" w:color="000000"/>
+              <w:bottom w:val="single" w:sz="1" w:space="0" w:color="000000"/>
+              <w:left w:val="single" w:sz="1" w:space="0" w:color="000000"/>
+              <w:right w:val="single" w:sz="1" w:space="0" w:color="000000"/>
+            </w:tcBorders>
+          </w:tcPr>
+          <w:p>
+            <w:pPr>
+              <w:spacing w:lineRule="auto"/>
+            </w:pPr>
+            <w:r>
+              <w:rPr/>
+              <w:t xml:space="preserve">Planificado</w:t>
+            </w:r>
+          </w:p>
+        </w:tc>
+        <w:tc>
+          <w:tcPr>
+            <w:tcBorders>
+              <w:top w:val="single" w:sz="1" w:space="0" w:color="000000"/>
+              <w:bottom w:val="single" w:sz="1" w:space="0" w:color="000000"/>
+              <w:left w:val="single" w:sz="1" w:space="0" w:color="000000"/>
+              <w:right w:val="single" w:sz="1" w:space="0" w:color="000000"/>
+            </w:tcBorders>
+          </w:tcPr>
+          <w:p>
+            <w:pPr>
+              <w:spacing w:lineRule="auto"/>
+            </w:pPr>
+            <w:r>
+              <w:rPr/>
+              <w:t xml:space="preserve">En curso</w:t>
+            </w:r>
+          </w:p>
+        </w:tc>
+      </w:tr>
+      <w:tr>
+        <w:trPr/>
+        <w:tc>
+          <w:tcPr>
+            <w:tcBorders>
+              <w:top w:val="single" w:sz="1" w:space="0" w:color="000000"/>
+              <w:bottom w:val="single" w:sz="1" w:space="0" w:color="000000"/>
+              <w:left w:val="single" w:sz="1" w:space="0" w:color="000000"/>
+              <w:right w:val="single" w:sz="1" w:space="0" w:color="000000"/>
+            </w:tcBorders>
+          </w:tcPr>
+          <w:p>
+            <w:pPr>
+              <w:spacing w:lineRule="auto"/>
+            </w:pPr>
+            <w:r>
+              <w:rPr/>
+              <w:t xml:space="preserve">4 · SaaS / match auto</w:t>
+            </w:r>
+          </w:p>
+        </w:tc>
+        <w:tc>
+          <w:tcPr>
+            <w:tcBorders>
+              <w:top w:val="single" w:sz="1" w:space="0" w:color="000000"/>
+              <w:bottom w:val="single" w:sz="1" w:space="0" w:color="000000"/>
+              <w:left w:val="single" w:sz="1" w:space="0" w:color="000000"/>
+              <w:right w:val="single" w:sz="1" w:space="0" w:color="000000"/>
+            </w:tcBorders>
+          </w:tcPr>
+          <w:p>
+            <w:pPr>
+              <w:spacing w:lineRule="auto"/>
+            </w:pPr>
+            <w:r>
+              <w:rPr/>
+              <w:t xml:space="preserve">—</w:t>
+            </w:r>
+          </w:p>
+        </w:tc>
+        <w:tc>
+          <w:tcPr>
+            <w:tcBorders>
+              <w:top w:val="single" w:sz="1" w:space="0" w:color="000000"/>
+              <w:bottom w:val="single" w:sz="1" w:space="0" w:color="000000"/>
+              <w:left w:val="single" w:sz="1" w:space="0" w:color="000000"/>
+              <w:right w:val="single" w:sz="1" w:space="0" w:color="000000"/>
+            </w:tcBorders>
+          </w:tcPr>
+          <w:p>
+            <w:pPr>
+              <w:spacing w:lineRule="auto"/>
+            </w:pPr>
+            <w:r>
+              <w:rPr/>
+              <w:t xml:space="preserve">—</w:t>
+            </w:r>
+          </w:p>
+        </w:tc>
+        <w:tc>
+          <w:tcPr>
+            <w:tcBorders>
+              <w:top w:val="single" w:sz="1" w:space="0" w:color="000000"/>
+              <w:bottom w:val="single" w:sz="1" w:space="0" w:color="000000"/>
+              <w:left w:val="single" w:sz="1" w:space="0" w:color="000000"/>
+              <w:right w:val="single" w:sz="1" w:space="0" w:color="000000"/>
+            </w:tcBorders>
+          </w:tcPr>
+          <w:p>
+            <w:pPr>
+              <w:spacing w:lineRule="auto"/>
+            </w:pPr>
+            <w:r>
+              <w:rPr/>
+              <w:t xml:space="preserve">—</w:t>
+            </w:r>
+          </w:p>
+        </w:tc>
+        <w:tc>
+          <w:tcPr>
+            <w:tcBorders>
+              <w:top w:val="single" w:sz="1" w:space="0" w:color="000000"/>
+              <w:bottom w:val="single" w:sz="1" w:space="0" w:color="000000"/>
+              <w:left w:val="single" w:sz="1" w:space="0" w:color="000000"/>
+              <w:right w:val="single" w:sz="1" w:space="0" w:color="000000"/>
+            </w:tcBorders>
+          </w:tcPr>
+          <w:p>
+            <w:pPr>
+              <w:spacing w:lineRule="auto"/>
+            </w:pPr>
+            <w:r>
+              <w:rPr/>
+              <w:t xml:space="preserve">Planificado</w:t>
+            </w:r>
+          </w:p>
+        </w:tc>
+      </w:tr>
+    </w:tbl>
+    <w:p>
+      <w:pPr>
+        <w:spacing w:lineRule="auto"/>
+      </w:pPr>
+      <w:r>
+        <w:rPr/>
+      </w:r>
+    </w:p>
+    <w:p>
+      <w:pPr>
+        <w:spacing w:lineRule="auto"/>
+      </w:pPr>
+      <w:r>
+        <w:rPr>
+          <w:b/>
+        </w:rPr>
+        <w:t xml:space="preserve">Interpretación mayo 2026:</w:t>
+      </w:r>
+      <w:r>
+        <w:rPr/>
+        <w:t xml:space="preserve"> fase 2 adelantada (M3 producción antes de oct 2026). Prioridad inmediata: SQL 008 prod, piloto concierge M2, luego mis cargas por usuario.</w:t>
+      </w:r>
+    </w:p>
+    <w:p>
+      <w:pPr>
+        <w:pStyle w:val="Heading2"/>
+        <w:spacing w:lineRule="auto"/>
+      </w:pPr>
+      <w:r>
+        <w:rPr/>
+        <w:t xml:space="preserve">12. Cronograma — hitos y tareas</w:t>
+      </w:r>
+    </w:p>
+    <w:p>
+      <w:pPr>
+        <w:pStyle w:val="Heading3"/>
+        <w:spacing w:lineRule="auto"/>
+      </w:pPr>
+      <w:r>
+        <w:rPr/>
+        <w:t xml:space="preserve">12.1 Hitos</w:t>
+      </w:r>
+    </w:p>
+    <w:tbl>
+      <w:tblPr>
+        <w:tblBorders>
+          <w:top w:val="single" w:sz="1" w:space="0" w:color="000000"/>
+          <w:bottom w:val="single" w:sz="1" w:space="0" w:color="000000"/>
+          <w:left w:val="single" w:sz="1" w:space="0" w:color="000000"/>
+          <w:right w:val="single" w:sz="1" w:space="0" w:color="000000"/>
+        </w:tblBorders>
+        <w:tblCellSpacing w:w="0" w:type="dxa"/>
+        <w:tblCellMar>
+          <w:top w:type="dxa" w:w="80"/>
+          <w:bottom w:type="dxa" w:w="80"/>
+          <w:left w:type="dxa" w:w="160"/>
+          <w:right w:type="dxa" w:w="160"/>
+        </w:tblCellMar>
+        <w:jc w:val="center"/>
+      </w:tblPr>
+      <w:tblGrid>
+        <w:gridCol w:w="2880"/>
+        <w:gridCol w:w="2880"/>
+        <w:gridCol w:w="2880"/>
+      </w:tblGrid>
+      <w:tr>
+        <w:trPr/>
+        <w:tc>
+          <w:tcPr>
+            <w:tcBorders>
+              <w:top w:val="single" w:sz="1" w:space="0" w:color="000000"/>
+              <w:bottom w:val="single" w:sz="1" w:space="0" w:color="000000"/>
+              <w:left w:val="single" w:sz="1" w:space="0" w:color="000000"/>
+              <w:right w:val="single" w:sz="1" w:space="0" w:color="000000"/>
+            </w:tcBorders>
+          </w:tcPr>
+          <w:p>
+            <w:pPr>
+              <w:spacing w:lineRule="auto"/>
+            </w:pPr>
+            <w:r>
+              <w:rPr/>
+              <w:t xml:space="preserve">Hito</w:t>
+            </w:r>
+          </w:p>
+        </w:tc>
+        <w:tc>
+          <w:tcPr>
+            <w:tcBorders>
+              <w:top w:val="single" w:sz="1" w:space="0" w:color="000000"/>
+              <w:bottom w:val="single" w:sz="1" w:space="0" w:color="000000"/>
+              <w:left w:val="single" w:sz="1" w:space="0" w:color="000000"/>
+              <w:right w:val="single" w:sz="1" w:space="0" w:color="000000"/>
+            </w:tcBorders>
+          </w:tcPr>
+          <w:p>
+            <w:pPr>
+              <w:spacing w:lineRule="auto"/>
+            </w:pPr>
+            <w:r>
+              <w:rPr/>
+              <w:t xml:space="preserve">Fecha plan</w:t>
+            </w:r>
+          </w:p>
+        </w:tc>
+        <w:tc>
+          <w:tcPr>
+            <w:tcBorders>
+              <w:top w:val="single" w:sz="1" w:space="0" w:color="000000"/>
+              <w:bottom w:val="single" w:sz="1" w:space="0" w:color="000000"/>
+              <w:left w:val="single" w:sz="1" w:space="0" w:color="000000"/>
+              <w:right w:val="single" w:sz="1" w:space="0" w:color="000000"/>
+            </w:tcBorders>
+          </w:tcPr>
+          <w:p>
+            <w:pPr>
+              <w:spacing w:lineRule="auto"/>
+            </w:pPr>
+            <w:r>
+              <w:rPr/>
+              <w:t xml:space="preserve">Estado real</w:t>
+            </w:r>
+          </w:p>
+        </w:tc>
+      </w:tr>
+      <w:tr>
+        <w:trPr/>
+        <w:tc>
+          <w:tcPr>
+            <w:tcBorders>
+              <w:top w:val="single" w:sz="1" w:space="0" w:color="000000"/>
+              <w:bottom w:val="single" w:sz="1" w:space="0" w:color="000000"/>
+              <w:left w:val="single" w:sz="1" w:space="0" w:color="000000"/>
+              <w:right w:val="single" w:sz="1" w:space="0" w:color="000000"/>
+            </w:tcBorders>
+          </w:tcPr>
+          <w:p>
+            <w:pPr>
+              <w:spacing w:lineRule="auto"/>
+            </w:pPr>
+            <w:r>
+              <w:rPr/>
+              <w:t xml:space="preserve">M1 Descubrimiento + legal</w:t>
+            </w:r>
+          </w:p>
+        </w:tc>
+        <w:tc>
+          <w:tcPr>
+            <w:tcBorders>
+              <w:top w:val="single" w:sz="1" w:space="0" w:color="000000"/>
+              <w:bottom w:val="single" w:sz="1" w:space="0" w:color="000000"/>
+              <w:left w:val="single" w:sz="1" w:space="0" w:color="000000"/>
+              <w:right w:val="single" w:sz="1" w:space="0" w:color="000000"/>
+            </w:tcBorders>
+          </w:tcPr>
+          <w:p>
+            <w:pPr>
+              <w:spacing w:lineRule="auto"/>
+            </w:pPr>
+            <w:r>
+              <w:rPr/>
+              <w:t xml:space="preserve">28-jun-2026</w:t>
+            </w:r>
+          </w:p>
+        </w:tc>
+        <w:tc>
+          <w:tcPr>
+            <w:tcBorders>
+              <w:top w:val="single" w:sz="1" w:space="0" w:color="000000"/>
+              <w:bottom w:val="single" w:sz="1" w:space="0" w:color="000000"/>
+              <w:left w:val="single" w:sz="1" w:space="0" w:color="000000"/>
+              <w:right w:val="single" w:sz="1" w:space="0" w:color="000000"/>
+            </w:tcBorders>
+          </w:tcPr>
+          <w:p>
+            <w:pPr>
+              <w:spacing w:lineRule="auto"/>
+            </w:pPr>
+            <w:r>
+              <w:rPr/>
+              <w:t xml:space="preserve">En curso</w:t>
+            </w:r>
+          </w:p>
+        </w:tc>
+      </w:tr>
+      <w:tr>
+        <w:trPr/>
+        <w:tc>
+          <w:tcPr>
+            <w:tcBorders>
+              <w:top w:val="single" w:sz="1" w:space="0" w:color="000000"/>
+              <w:bottom w:val="single" w:sz="1" w:space="0" w:color="000000"/>
+              <w:left w:val="single" w:sz="1" w:space="0" w:color="000000"/>
+              <w:right w:val="single" w:sz="1" w:space="0" w:color="000000"/>
+            </w:tcBorders>
+          </w:tcPr>
+          <w:p>
+            <w:pPr>
+              <w:spacing w:lineRule="auto"/>
+            </w:pPr>
+            <w:r>
+              <w:rPr/>
+              <w:t xml:space="preserve">M2 20 emparejamientos concierge</w:t>
+            </w:r>
+          </w:p>
+        </w:tc>
+        <w:tc>
+          <w:tcPr>
+            <w:tcBorders>
+              <w:top w:val="single" w:sz="1" w:space="0" w:color="000000"/>
+              <w:bottom w:val="single" w:sz="1" w:space="0" w:color="000000"/>
+              <w:left w:val="single" w:sz="1" w:space="0" w:color="000000"/>
+              <w:right w:val="single" w:sz="1" w:space="0" w:color="000000"/>
+            </w:tcBorders>
+          </w:tcPr>
+          <w:p>
+            <w:pPr>
+              <w:spacing w:lineRule="auto"/>
+            </w:pPr>
+            <w:r>
+              <w:rPr/>
+              <w:t xml:space="preserve">09-ago-2026</w:t>
+            </w:r>
+          </w:p>
+        </w:tc>
+        <w:tc>
+          <w:tcPr>
+            <w:tcBorders>
+              <w:top w:val="single" w:sz="1" w:space="0" w:color="000000"/>
+              <w:bottom w:val="single" w:sz="1" w:space="0" w:color="000000"/>
+              <w:left w:val="single" w:sz="1" w:space="0" w:color="000000"/>
+              <w:right w:val="single" w:sz="1" w:space="0" w:color="000000"/>
+            </w:tcBorders>
+          </w:tcPr>
+          <w:p>
+            <w:pPr>
+              <w:spacing w:lineRule="auto"/>
+            </w:pPr>
+            <w:r>
+              <w:rPr/>
+              <w:t xml:space="preserve">Pendiente</w:t>
+            </w:r>
+          </w:p>
+        </w:tc>
+      </w:tr>
+      <w:tr>
+        <w:trPr/>
+        <w:tc>
+          <w:tcPr>
+            <w:tcBorders>
+              <w:top w:val="single" w:sz="1" w:space="0" w:color="000000"/>
+              <w:bottom w:val="single" w:sz="1" w:space="0" w:color="000000"/>
+              <w:left w:val="single" w:sz="1" w:space="0" w:color="000000"/>
+              <w:right w:val="single" w:sz="1" w:space="0" w:color="000000"/>
+            </w:tcBorders>
+          </w:tcPr>
+          <w:p>
+            <w:pPr>
+              <w:spacing w:lineRule="auto"/>
+            </w:pPr>
+            <w:r>
+              <w:rPr/>
+              <w:t xml:space="preserve">M3 MVP digital producción</w:t>
+            </w:r>
+          </w:p>
+        </w:tc>
+        <w:tc>
+          <w:tcPr>
+            <w:tcBorders>
+              <w:top w:val="single" w:sz="1" w:space="0" w:color="000000"/>
+              <w:bottom w:val="single" w:sz="1" w:space="0" w:color="000000"/>
+              <w:left w:val="single" w:sz="1" w:space="0" w:color="000000"/>
+              <w:right w:val="single" w:sz="1" w:space="0" w:color="000000"/>
+            </w:tcBorders>
+          </w:tcPr>
+          <w:p>
+            <w:pPr>
+              <w:spacing w:lineRule="auto"/>
+            </w:pPr>
+            <w:r>
+              <w:rPr/>
+              <w:t xml:space="preserve">25-oct-2026</w:t>
+            </w:r>
+          </w:p>
+        </w:tc>
+        <w:tc>
+          <w:tcPr>
+            <w:tcBorders>
+              <w:top w:val="single" w:sz="1" w:space="0" w:color="000000"/>
+              <w:bottom w:val="single" w:sz="1" w:space="0" w:color="000000"/>
+              <w:left w:val="single" w:sz="1" w:space="0" w:color="000000"/>
+              <w:right w:val="single" w:sz="1" w:space="0" w:color="000000"/>
+            </w:tcBorders>
+          </w:tcPr>
+          <w:p>
+            <w:pPr>
+              <w:spacing w:lineRule="auto"/>
+            </w:pPr>
+            <w:r>
+              <w:rPr>
+                <w:b/>
+              </w:rPr>
+              <w:t xml:space="preserve">Hecho (adelantado)</w:t>
+            </w:r>
+          </w:p>
+        </w:tc>
+      </w:tr>
+      <w:tr>
+        <w:trPr/>
+        <w:tc>
+          <w:tcPr>
+            <w:tcBorders>
+              <w:top w:val="single" w:sz="1" w:space="0" w:color="000000"/>
+              <w:bottom w:val="single" w:sz="1" w:space="0" w:color="000000"/>
+              <w:left w:val="single" w:sz="1" w:space="0" w:color="000000"/>
+              <w:right w:val="single" w:sz="1" w:space="0" w:color="000000"/>
+            </w:tcBorders>
+          </w:tcPr>
+          <w:p>
+            <w:pPr>
+              <w:spacing w:lineRule="auto"/>
+            </w:pPr>
+            <w:r>
+              <w:rPr/>
+              <w:t xml:space="preserve">M4 100 viajes digitales</w:t>
+            </w:r>
+          </w:p>
+        </w:tc>
+        <w:tc>
+          <w:tcPr>
+            <w:tcBorders>
+              <w:top w:val="single" w:sz="1" w:space="0" w:color="000000"/>
+              <w:bottom w:val="single" w:sz="1" w:space="0" w:color="000000"/>
+              <w:left w:val="single" w:sz="1" w:space="0" w:color="000000"/>
+              <w:right w:val="single" w:sz="1" w:space="0" w:color="000000"/>
+            </w:tcBorders>
+          </w:tcPr>
+          <w:p>
+            <w:pPr>
+              <w:spacing w:lineRule="auto"/>
+            </w:pPr>
+            <w:r>
+              <w:rPr/>
+              <w:t xml:space="preserve">31-ene-2027</w:t>
+            </w:r>
+          </w:p>
+        </w:tc>
+        <w:tc>
+          <w:tcPr>
+            <w:tcBorders>
+              <w:top w:val="single" w:sz="1" w:space="0" w:color="000000"/>
+              <w:bottom w:val="single" w:sz="1" w:space="0" w:color="000000"/>
+              <w:left w:val="single" w:sz="1" w:space="0" w:color="000000"/>
+              <w:right w:val="single" w:sz="1" w:space="0" w:color="000000"/>
+            </w:tcBorders>
+          </w:tcPr>
+          <w:p>
+            <w:pPr>
+              <w:spacing w:lineRule="auto"/>
+            </w:pPr>
+            <w:r>
+              <w:rPr/>
+              <w:t xml:space="preserve">Pendiente</w:t>
+            </w:r>
+          </w:p>
+        </w:tc>
+      </w:tr>
+      <w:tr>
+        <w:trPr/>
+        <w:tc>
+          <w:tcPr>
+            <w:tcBorders>
+              <w:top w:val="single" w:sz="1" w:space="0" w:color="000000"/>
+              <w:bottom w:val="single" w:sz="1" w:space="0" w:color="000000"/>
+              <w:left w:val="single" w:sz="1" w:space="0" w:color="000000"/>
+              <w:right w:val="single" w:sz="1" w:space="0" w:color="000000"/>
+            </w:tcBorders>
+          </w:tcPr>
+          <w:p>
+            <w:pPr>
+              <w:spacing w:lineRule="auto"/>
+            </w:pPr>
+            <w:r>
+              <w:rPr/>
+              <w:t xml:space="preserve">M5 Match semi-auto + SaaS</w:t>
+            </w:r>
+          </w:p>
+        </w:tc>
+        <w:tc>
+          <w:tcPr>
+            <w:tcBorders>
+              <w:top w:val="single" w:sz="1" w:space="0" w:color="000000"/>
+              <w:bottom w:val="single" w:sz="1" w:space="0" w:color="000000"/>
+              <w:left w:val="single" w:sz="1" w:space="0" w:color="000000"/>
+              <w:right w:val="single" w:sz="1" w:space="0" w:color="000000"/>
+            </w:tcBorders>
+          </w:tcPr>
+          <w:p>
+            <w:pPr>
+              <w:spacing w:lineRule="auto"/>
+            </w:pPr>
+            <w:r>
+              <w:rPr/>
+              <w:t xml:space="preserve">31-mar-2027</w:t>
+            </w:r>
+          </w:p>
+        </w:tc>
+        <w:tc>
+          <w:tcPr>
+            <w:tcBorders>
+              <w:top w:val="single" w:sz="1" w:space="0" w:color="000000"/>
+              <w:bottom w:val="single" w:sz="1" w:space="0" w:color="000000"/>
+              <w:left w:val="single" w:sz="1" w:space="0" w:color="000000"/>
+              <w:right w:val="single" w:sz="1" w:space="0" w:color="000000"/>
+            </w:tcBorders>
+          </w:tcPr>
+          <w:p>
+            <w:pPr>
+              <w:spacing w:lineRule="auto"/>
+            </w:pPr>
+            <w:r>
+              <w:rPr/>
+              <w:t xml:space="preserve">Pendiente</w:t>
+            </w:r>
+          </w:p>
+        </w:tc>
+      </w:tr>
+    </w:tbl>
+    <w:p>
+      <w:pPr>
+        <w:spacing w:lineRule="auto"/>
+      </w:pPr>
+      <w:r>
+        <w:rPr/>
+      </w:r>
+    </w:p>
+    <w:p>
+      <w:pPr>
+        <w:pStyle w:val="Heading3"/>
+        <w:spacing w:lineRule="auto"/>
+      </w:pPr>
+      <w:r>
+        <w:rPr/>
+        <w:t xml:space="preserve">12.2 Fase 2 digital — tareas vs plan</w:t>
+      </w:r>
+    </w:p>
+    <w:tbl>
+      <w:tblPr>
+        <w:tblBorders>
+          <w:top w:val="single" w:sz="1" w:space="0" w:color="000000"/>
+          <w:bottom w:val="single" w:sz="1" w:space="0" w:color="000000"/>
+          <w:left w:val="single" w:sz="1" w:space="0" w:color="000000"/>
+          <w:right w:val="single" w:sz="1" w:space="0" w:color="000000"/>
+        </w:tblBorders>
+        <w:tblCellSpacing w:w="0" w:type="dxa"/>
+        <w:tblCellMar>
+          <w:top w:type="dxa" w:w="80"/>
+          <w:bottom w:type="dxa" w:w="80"/>
+          <w:left w:type="dxa" w:w="160"/>
+          <w:right w:type="dxa" w:w="160"/>
+        </w:tblCellMar>
+        <w:jc w:val="center"/>
+      </w:tblPr>
+      <w:tblGrid>
+        <w:gridCol w:w="2160"/>
+        <w:gridCol w:w="2160"/>
+        <w:gridCol w:w="2160"/>
+        <w:gridCol w:w="2160"/>
+      </w:tblGrid>
+      <w:tr>
+        <w:trPr/>
+        <w:tc>
+          <w:tcPr>
+            <w:tcBorders>
+              <w:top w:val="single" w:sz="1" w:space="0" w:color="000000"/>
+              <w:bottom w:val="single" w:sz="1" w:space="0" w:color="000000"/>
+              <w:left w:val="single" w:sz="1" w:space="0" w:color="000000"/>
+              <w:right w:val="single" w:sz="1" w:space="0" w:color="000000"/>
+            </w:tcBorders>
+          </w:tcPr>
+          <w:p>
+            <w:pPr>
+              <w:spacing w:lineRule="auto"/>
+            </w:pPr>
+            <w:r>
+              <w:rPr/>
+              <w:t xml:space="preserve">ID</w:t>
+            </w:r>
+          </w:p>
+        </w:tc>
+        <w:tc>
+          <w:tcPr>
+            <w:tcBorders>
+              <w:top w:val="single" w:sz="1" w:space="0" w:color="000000"/>
+              <w:bottom w:val="single" w:sz="1" w:space="0" w:color="000000"/>
+              <w:left w:val="single" w:sz="1" w:space="0" w:color="000000"/>
+              <w:right w:val="single" w:sz="1" w:space="0" w:color="000000"/>
+            </w:tcBorders>
+          </w:tcPr>
+          <w:p>
+            <w:pPr>
+              <w:spacing w:lineRule="auto"/>
+            </w:pPr>
+            <w:r>
+              <w:rPr/>
+              <w:t xml:space="preserve">Tarea</w:t>
+            </w:r>
+          </w:p>
+        </w:tc>
+        <w:tc>
+          <w:tcPr>
+            <w:tcBorders>
+              <w:top w:val="single" w:sz="1" w:space="0" w:color="000000"/>
+              <w:bottom w:val="single" w:sz="1" w:space="0" w:color="000000"/>
+              <w:left w:val="single" w:sz="1" w:space="0" w:color="000000"/>
+              <w:right w:val="single" w:sz="1" w:space="0" w:color="000000"/>
+            </w:tcBorders>
+          </w:tcPr>
+          <w:p>
+            <w:pPr>
+              <w:spacing w:lineRule="auto"/>
+            </w:pPr>
+            <w:r>
+              <w:rPr/>
+              <w:t xml:space="preserve">Plan Gantt</w:t>
+            </w:r>
+          </w:p>
+        </w:tc>
+        <w:tc>
+          <w:tcPr>
+            <w:tcBorders>
+              <w:top w:val="single" w:sz="1" w:space="0" w:color="000000"/>
+              <w:bottom w:val="single" w:sz="1" w:space="0" w:color="000000"/>
+              <w:left w:val="single" w:sz="1" w:space="0" w:color="000000"/>
+              <w:right w:val="single" w:sz="1" w:space="0" w:color="000000"/>
+            </w:tcBorders>
+          </w:tcPr>
+          <w:p>
+            <w:pPr>
+              <w:spacing w:lineRule="auto"/>
+            </w:pPr>
+            <w:r>
+              <w:rPr/>
+              <w:t xml:space="preserve">Estado</w:t>
+            </w:r>
+          </w:p>
+        </w:tc>
+      </w:tr>
+      <w:tr>
+        <w:trPr/>
+        <w:tc>
+          <w:tcPr>
+            <w:tcBorders>
+              <w:top w:val="single" w:sz="1" w:space="0" w:color="000000"/>
+              <w:bottom w:val="single" w:sz="1" w:space="0" w:color="000000"/>
+              <w:left w:val="single" w:sz="1" w:space="0" w:color="000000"/>
+              <w:right w:val="single" w:sz="1" w:space="0" w:color="000000"/>
+            </w:tcBorders>
+          </w:tcPr>
+          <w:p>
+            <w:pPr>
+              <w:spacing w:lineRule="auto"/>
+            </w:pPr>
+            <w:r>
+              <w:rPr/>
+              <w:t xml:space="preserve">2.1</w:t>
+            </w:r>
+          </w:p>
+        </w:tc>
+        <w:tc>
+          <w:tcPr>
+            <w:tcBorders>
+              <w:top w:val="single" w:sz="1" w:space="0" w:color="000000"/>
+              <w:bottom w:val="single" w:sz="1" w:space="0" w:color="000000"/>
+              <w:left w:val="single" w:sz="1" w:space="0" w:color="000000"/>
+              <w:right w:val="single" w:sz="1" w:space="0" w:color="000000"/>
+            </w:tcBorders>
+          </w:tcPr>
+          <w:p>
+            <w:pPr>
+              <w:spacing w:lineRule="auto"/>
+            </w:pPr>
+            <w:r>
+              <w:rPr/>
+              <w:t xml:space="preserve">Esquema BD Supabase</w:t>
+            </w:r>
+          </w:p>
+        </w:tc>
+        <w:tc>
+          <w:tcPr>
+            <w:tcBorders>
+              <w:top w:val="single" w:sz="1" w:space="0" w:color="000000"/>
+              <w:bottom w:val="single" w:sz="1" w:space="0" w:color="000000"/>
+              <w:left w:val="single" w:sz="1" w:space="0" w:color="000000"/>
+              <w:right w:val="single" w:sz="1" w:space="0" w:color="000000"/>
+            </w:tcBorders>
+          </w:tcPr>
+          <w:p>
+            <w:pPr>
+              <w:spacing w:lineRule="auto"/>
+            </w:pPr>
+            <w:r>
+              <w:rPr/>
+              <w:t xml:space="preserve">ago 2026</w:t>
+            </w:r>
+          </w:p>
+        </w:tc>
+        <w:tc>
+          <w:tcPr>
+            <w:tcBorders>
+              <w:top w:val="single" w:sz="1" w:space="0" w:color="000000"/>
+              <w:bottom w:val="single" w:sz="1" w:space="0" w:color="000000"/>
+              <w:left w:val="single" w:sz="1" w:space="0" w:color="000000"/>
+              <w:right w:val="single" w:sz="1" w:space="0" w:color="000000"/>
+            </w:tcBorders>
+          </w:tcPr>
+          <w:p>
+            <w:pPr>
+              <w:spacing w:lineRule="auto"/>
+            </w:pPr>
+            <w:r>
+              <w:rPr/>
+              <w:t xml:space="preserve">Hecho (001–008)</w:t>
+            </w:r>
+          </w:p>
+        </w:tc>
+      </w:tr>
+      <w:tr>
+        <w:trPr/>
+        <w:tc>
+          <w:tcPr>
+            <w:tcBorders>
+              <w:top w:val="single" w:sz="1" w:space="0" w:color="000000"/>
+              <w:bottom w:val="single" w:sz="1" w:space="0" w:color="000000"/>
+              <w:left w:val="single" w:sz="1" w:space="0" w:color="000000"/>
+              <w:right w:val="single" w:sz="1" w:space="0" w:color="000000"/>
+            </w:tcBorders>
+          </w:tcPr>
+          <w:p>
+            <w:pPr>
+              <w:spacing w:lineRule="auto"/>
+            </w:pPr>
+            <w:r>
+              <w:rPr/>
+              <w:t xml:space="preserve">2.2</w:t>
+            </w:r>
+          </w:p>
+        </w:tc>
+        <w:tc>
+          <w:tcPr>
+            <w:tcBorders>
+              <w:top w:val="single" w:sz="1" w:space="0" w:color="000000"/>
+              <w:bottom w:val="single" w:sz="1" w:space="0" w:color="000000"/>
+              <w:left w:val="single" w:sz="1" w:space="0" w:color="000000"/>
+              <w:right w:val="single" w:sz="1" w:space="0" w:color="000000"/>
+            </w:tcBorders>
+          </w:tcPr>
+          <w:p>
+            <w:pPr>
+              <w:spacing w:lineRule="auto"/>
+            </w:pPr>
+            <w:r>
+              <w:rPr/>
+              <w:t xml:space="preserve">API Express</w:t>
+            </w:r>
+          </w:p>
+        </w:tc>
+        <w:tc>
+          <w:tcPr>
+            <w:tcBorders>
+              <w:top w:val="single" w:sz="1" w:space="0" w:color="000000"/>
+              <w:bottom w:val="single" w:sz="1" w:space="0" w:color="000000"/>
+              <w:left w:val="single" w:sz="1" w:space="0" w:color="000000"/>
+              <w:right w:val="single" w:sz="1" w:space="0" w:color="000000"/>
+            </w:tcBorders>
+          </w:tcPr>
+          <w:p>
+            <w:pPr>
+              <w:spacing w:lineRule="auto"/>
+            </w:pPr>
+            <w:r>
+              <w:rPr/>
+              <w:t xml:space="preserve">ago–sep 2026</w:t>
+            </w:r>
+          </w:p>
+        </w:tc>
+        <w:tc>
+          <w:tcPr>
+            <w:tcBorders>
+              <w:top w:val="single" w:sz="1" w:space="0" w:color="000000"/>
+              <w:bottom w:val="single" w:sz="1" w:space="0" w:color="000000"/>
+              <w:left w:val="single" w:sz="1" w:space="0" w:color="000000"/>
+              <w:right w:val="single" w:sz="1" w:space="0" w:color="000000"/>
+            </w:tcBorders>
+          </w:tcPr>
+          <w:p>
+            <w:pPr>
+              <w:spacing w:lineRule="auto"/>
+            </w:pPr>
+            <w:r>
+              <w:rPr/>
+              <w:t xml:space="preserve">Hecho</w:t>
+            </w:r>
+          </w:p>
+        </w:tc>
+      </w:tr>
+      <w:tr>
+        <w:trPr/>
+        <w:tc>
+          <w:tcPr>
+            <w:tcBorders>
+              <w:top w:val="single" w:sz="1" w:space="0" w:color="000000"/>
+              <w:bottom w:val="single" w:sz="1" w:space="0" w:color="000000"/>
+              <w:left w:val="single" w:sz="1" w:space="0" w:color="000000"/>
+              <w:right w:val="single" w:sz="1" w:space="0" w:color="000000"/>
+            </w:tcBorders>
+          </w:tcPr>
+          <w:p>
+            <w:pPr>
+              <w:spacing w:lineRule="auto"/>
+            </w:pPr>
+            <w:r>
+              <w:rPr/>
+              <w:t xml:space="preserve">2.3</w:t>
+            </w:r>
+          </w:p>
+        </w:tc>
+        <w:tc>
+          <w:tcPr>
+            <w:tcBorders>
+              <w:top w:val="single" w:sz="1" w:space="0" w:color="000000"/>
+              <w:bottom w:val="single" w:sz="1" w:space="0" w:color="000000"/>
+              <w:left w:val="single" w:sz="1" w:space="0" w:color="000000"/>
+              <w:right w:val="single" w:sz="1" w:space="0" w:color="000000"/>
+            </w:tcBorders>
+          </w:tcPr>
+          <w:p>
+            <w:pPr>
+              <w:spacing w:lineRule="auto"/>
+            </w:pPr>
+            <w:r>
+              <w:rPr/>
+              <w:t xml:space="preserve">Web embarcador / transportista</w:t>
+            </w:r>
+          </w:p>
+        </w:tc>
+        <w:tc>
+          <w:tcPr>
+            <w:tcBorders>
+              <w:top w:val="single" w:sz="1" w:space="0" w:color="000000"/>
+              <w:bottom w:val="single" w:sz="1" w:space="0" w:color="000000"/>
+              <w:left w:val="single" w:sz="1" w:space="0" w:color="000000"/>
+              <w:right w:val="single" w:sz="1" w:space="0" w:color="000000"/>
+            </w:tcBorders>
+          </w:tcPr>
+          <w:p>
+            <w:pPr>
+              <w:spacing w:lineRule="auto"/>
+            </w:pPr>
+            <w:r>
+              <w:rPr/>
+              <w:t xml:space="preserve">sep–oct 2026</w:t>
+            </w:r>
+          </w:p>
+        </w:tc>
+        <w:tc>
+          <w:tcPr>
+            <w:tcBorders>
+              <w:top w:val="single" w:sz="1" w:space="0" w:color="000000"/>
+              <w:bottom w:val="single" w:sz="1" w:space="0" w:color="000000"/>
+              <w:left w:val="single" w:sz="1" w:space="0" w:color="000000"/>
+              <w:right w:val="single" w:sz="1" w:space="0" w:color="000000"/>
+            </w:tcBorders>
+          </w:tcPr>
+          <w:p>
+            <w:pPr>
+              <w:spacing w:lineRule="auto"/>
+            </w:pPr>
+            <w:r>
+              <w:rPr/>
+              <w:t xml:space="preserve">Hecho v0.0.19</w:t>
+            </w:r>
+          </w:p>
+        </w:tc>
+      </w:tr>
+      <w:tr>
+        <w:trPr/>
+        <w:tc>
+          <w:tcPr>
+            <w:tcBorders>
+              <w:top w:val="single" w:sz="1" w:space="0" w:color="000000"/>
+              <w:bottom w:val="single" w:sz="1" w:space="0" w:color="000000"/>
+              <w:left w:val="single" w:sz="1" w:space="0" w:color="000000"/>
+              <w:right w:val="single" w:sz="1" w:space="0" w:color="000000"/>
+            </w:tcBorders>
+          </w:tcPr>
+          <w:p>
+            <w:pPr>
+              <w:spacing w:lineRule="auto"/>
+            </w:pPr>
+            <w:r>
+              <w:rPr/>
+              <w:t xml:space="preserve">2.4</w:t>
+            </w:r>
+          </w:p>
+        </w:tc>
+        <w:tc>
+          <w:tcPr>
+            <w:tcBorders>
+              <w:top w:val="single" w:sz="1" w:space="0" w:color="000000"/>
+              <w:bottom w:val="single" w:sz="1" w:space="0" w:color="000000"/>
+              <w:left w:val="single" w:sz="1" w:space="0" w:color="000000"/>
+              <w:right w:val="single" w:sz="1" w:space="0" w:color="000000"/>
+            </w:tcBorders>
+          </w:tcPr>
+          <w:p>
+            <w:pPr>
+              <w:spacing w:lineRule="auto"/>
+            </w:pPr>
+            <w:r>
+              <w:rPr/>
+              <w:t xml:space="preserve">Panel / estados viaje</w:t>
+            </w:r>
+          </w:p>
+        </w:tc>
+        <w:tc>
+          <w:tcPr>
+            <w:tcBorders>
+              <w:top w:val="single" w:sz="1" w:space="0" w:color="000000"/>
+              <w:bottom w:val="single" w:sz="1" w:space="0" w:color="000000"/>
+              <w:left w:val="single" w:sz="1" w:space="0" w:color="000000"/>
+              <w:right w:val="single" w:sz="1" w:space="0" w:color="000000"/>
+            </w:tcBorders>
+          </w:tcPr>
+          <w:p>
+            <w:pPr>
+              <w:spacing w:lineRule="auto"/>
+            </w:pPr>
+            <w:r>
+              <w:rPr/>
+              <w:t xml:space="preserve">sep–oct 2026</w:t>
+            </w:r>
+          </w:p>
+        </w:tc>
+        <w:tc>
+          <w:tcPr>
+            <w:tcBorders>
+              <w:top w:val="single" w:sz="1" w:space="0" w:color="000000"/>
+              <w:bottom w:val="single" w:sz="1" w:space="0" w:color="000000"/>
+              <w:left w:val="single" w:sz="1" w:space="0" w:color="000000"/>
+              <w:right w:val="single" w:sz="1" w:space="0" w:color="000000"/>
+            </w:tcBorders>
+          </w:tcPr>
+          <w:p>
+            <w:pPr>
+              <w:spacing w:lineRule="auto"/>
+            </w:pPr>
+            <w:r>
+              <w:rPr/>
+              <w:t xml:space="preserve">Hecho</w:t>
+            </w:r>
+          </w:p>
+        </w:tc>
+      </w:tr>
+      <w:tr>
+        <w:trPr/>
+        <w:tc>
+          <w:tcPr>
+            <w:tcBorders>
+              <w:top w:val="single" w:sz="1" w:space="0" w:color="000000"/>
+              <w:bottom w:val="single" w:sz="1" w:space="0" w:color="000000"/>
+              <w:left w:val="single" w:sz="1" w:space="0" w:color="000000"/>
+              <w:right w:val="single" w:sz="1" w:space="0" w:color="000000"/>
+            </w:tcBorders>
+          </w:tcPr>
+          <w:p>
+            <w:pPr>
+              <w:spacing w:lineRule="auto"/>
+            </w:pPr>
+            <w:r>
+              <w:rPr/>
+              <w:t xml:space="preserve">2.5</w:t>
+            </w:r>
+          </w:p>
+        </w:tc>
+        <w:tc>
+          <w:tcPr>
+            <w:tcBorders>
+              <w:top w:val="single" w:sz="1" w:space="0" w:color="000000"/>
+              <w:bottom w:val="single" w:sz="1" w:space="0" w:color="000000"/>
+              <w:left w:val="single" w:sz="1" w:space="0" w:color="000000"/>
+              <w:right w:val="single" w:sz="1" w:space="0" w:color="000000"/>
+            </w:tcBorders>
+          </w:tcPr>
+          <w:p>
+            <w:pPr>
+              <w:spacing w:lineRule="auto"/>
+            </w:pPr>
+            <w:r>
+              <w:rPr/>
+              <w:t xml:space="preserve">Deploy Railway</w:t>
+            </w:r>
+          </w:p>
+        </w:tc>
+        <w:tc>
+          <w:tcPr>
+            <w:tcBorders>
+              <w:top w:val="single" w:sz="1" w:space="0" w:color="000000"/>
+              <w:bottom w:val="single" w:sz="1" w:space="0" w:color="000000"/>
+              <w:left w:val="single" w:sz="1" w:space="0" w:color="000000"/>
+              <w:right w:val="single" w:sz="1" w:space="0" w:color="000000"/>
+            </w:tcBorders>
+          </w:tcPr>
+          <w:p>
+            <w:pPr>
+              <w:spacing w:lineRule="auto"/>
+            </w:pPr>
+            <w:r>
+              <w:rPr/>
+              <w:t xml:space="preserve">oct 2026</w:t>
+            </w:r>
+          </w:p>
+        </w:tc>
+        <w:tc>
+          <w:tcPr>
+            <w:tcBorders>
+              <w:top w:val="single" w:sz="1" w:space="0" w:color="000000"/>
+              <w:bottom w:val="single" w:sz="1" w:space="0" w:color="000000"/>
+              <w:left w:val="single" w:sz="1" w:space="0" w:color="000000"/>
+              <w:right w:val="single" w:sz="1" w:space="0" w:color="000000"/>
+            </w:tcBorders>
+          </w:tcPr>
+          <w:p>
+            <w:pPr>
+              <w:spacing w:lineRule="auto"/>
+            </w:pPr>
+            <w:r>
+              <w:rPr/>
+              <w:t xml:space="preserve">Hecho</w:t>
+            </w:r>
+          </w:p>
+        </w:tc>
+      </w:tr>
+      <w:tr>
+        <w:trPr/>
+        <w:tc>
+          <w:tcPr>
+            <w:tcBorders>
+              <w:top w:val="single" w:sz="1" w:space="0" w:color="000000"/>
+              <w:bottom w:val="single" w:sz="1" w:space="0" w:color="000000"/>
+              <w:left w:val="single" w:sz="1" w:space="0" w:color="000000"/>
+              <w:right w:val="single" w:sz="1" w:space="0" w:color="000000"/>
+            </w:tcBorders>
+          </w:tcPr>
+          <w:p>
+            <w:pPr>
+              <w:spacing w:lineRule="auto"/>
+            </w:pPr>
+            <w:r>
+              <w:rPr/>
+              <w:t xml:space="preserve">—</w:t>
+            </w:r>
+          </w:p>
+        </w:tc>
+        <w:tc>
+          <w:tcPr>
+            <w:tcBorders>
+              <w:top w:val="single" w:sz="1" w:space="0" w:color="000000"/>
+              <w:bottom w:val="single" w:sz="1" w:space="0" w:color="000000"/>
+              <w:left w:val="single" w:sz="1" w:space="0" w:color="000000"/>
+              <w:right w:val="single" w:sz="1" w:space="0" w:color="000000"/>
+            </w:tcBorders>
+          </w:tcPr>
+          <w:p>
+            <w:pPr>
+              <w:spacing w:lineRule="auto"/>
+            </w:pPr>
+            <w:r>
+              <w:rPr/>
+              <w:t xml:space="preserve">Chat, acuerdo mutuo, notificaciones, multas UI</w:t>
+            </w:r>
+          </w:p>
+        </w:tc>
+        <w:tc>
+          <w:tcPr>
+            <w:tcBorders>
+              <w:top w:val="single" w:sz="1" w:space="0" w:color="000000"/>
+              <w:bottom w:val="single" w:sz="1" w:space="0" w:color="000000"/>
+              <w:left w:val="single" w:sz="1" w:space="0" w:color="000000"/>
+              <w:right w:val="single" w:sz="1" w:space="0" w:color="000000"/>
+            </w:tcBorders>
+          </w:tcPr>
+          <w:p>
+            <w:pPr>
+              <w:spacing w:lineRule="auto"/>
+            </w:pPr>
+            <w:r>
+              <w:rPr/>
+              <w:t xml:space="preserve">extra MVP</w:t>
+            </w:r>
+          </w:p>
+        </w:tc>
+        <w:tc>
+          <w:tcPr>
+            <w:tcBorders>
+              <w:top w:val="single" w:sz="1" w:space="0" w:color="000000"/>
+              <w:bottom w:val="single" w:sz="1" w:space="0" w:color="000000"/>
+              <w:left w:val="single" w:sz="1" w:space="0" w:color="000000"/>
+              <w:right w:val="single" w:sz="1" w:space="0" w:color="000000"/>
+            </w:tcBorders>
+          </w:tcPr>
+          <w:p>
+            <w:pPr>
+              <w:spacing w:lineRule="auto"/>
+            </w:pPr>
+            <w:r>
+              <w:rPr/>
+              <w:t xml:space="preserve">Hecho</w:t>
+            </w:r>
+          </w:p>
+        </w:tc>
+      </w:tr>
+      <w:tr>
+        <w:trPr/>
+        <w:tc>
+          <w:tcPr>
+            <w:tcBorders>
+              <w:top w:val="single" w:sz="1" w:space="0" w:color="000000"/>
+              <w:bottom w:val="single" w:sz="1" w:space="0" w:color="000000"/>
+              <w:left w:val="single" w:sz="1" w:space="0" w:color="000000"/>
+              <w:right w:val="single" w:sz="1" w:space="0" w:color="000000"/>
+            </w:tcBorders>
+          </w:tcPr>
+          <w:p>
+            <w:pPr>
+              <w:spacing w:lineRule="auto"/>
+            </w:pPr>
+            <w:r>
+              <w:rPr/>
+              <w:t xml:space="preserve">2.10</w:t>
+            </w:r>
+          </w:p>
+        </w:tc>
+        <w:tc>
+          <w:tcPr>
+            <w:tcBorders>
+              <w:top w:val="single" w:sz="1" w:space="0" w:color="000000"/>
+              <w:bottom w:val="single" w:sz="1" w:space="0" w:color="000000"/>
+              <w:left w:val="single" w:sz="1" w:space="0" w:color="000000"/>
+              <w:right w:val="single" w:sz="1" w:space="0" w:color="000000"/>
+            </w:tcBorders>
+          </w:tcPr>
+          <w:p>
+            <w:pPr>
+              <w:spacing w:lineRule="auto"/>
+            </w:pPr>
+            <w:r>
+              <w:rPr/>
+              <w:t xml:space="preserve">Cuenta bancaria + cobro</w:t>
+            </w:r>
+          </w:p>
+        </w:tc>
+        <w:tc>
+          <w:tcPr>
+            <w:tcBorders>
+              <w:top w:val="single" w:sz="1" w:space="0" w:color="000000"/>
+              <w:bottom w:val="single" w:sz="1" w:space="0" w:color="000000"/>
+              <w:left w:val="single" w:sz="1" w:space="0" w:color="000000"/>
+              <w:right w:val="single" w:sz="1" w:space="0" w:color="000000"/>
+            </w:tcBorders>
+          </w:tcPr>
+          <w:p>
+            <w:pPr>
+              <w:spacing w:lineRule="auto"/>
+            </w:pPr>
+            <w:r>
+              <w:rPr/>
+              <w:t xml:space="preserve">roadmap</w:t>
+            </w:r>
+          </w:p>
+        </w:tc>
+        <w:tc>
+          <w:tcPr>
+            <w:tcBorders>
+              <w:top w:val="single" w:sz="1" w:space="0" w:color="000000"/>
+              <w:bottom w:val="single" w:sz="1" w:space="0" w:color="000000"/>
+              <w:left w:val="single" w:sz="1" w:space="0" w:color="000000"/>
+              <w:right w:val="single" w:sz="1" w:space="0" w:color="000000"/>
+            </w:tcBorders>
+          </w:tcPr>
+          <w:p>
+            <w:pPr>
+              <w:spacing w:lineRule="auto"/>
+            </w:pPr>
+            <w:r>
+              <w:rPr/>
+              <w:t xml:space="preserve">UI/API sin pasarela</w:t>
+            </w:r>
+          </w:p>
+        </w:tc>
+      </w:tr>
+    </w:tbl>
+    <w:p>
+      <w:pPr>
+        <w:spacing w:lineRule="auto"/>
+      </w:pPr>
+      <w:r>
+        <w:rPr/>
+      </w:r>
+    </w:p>
+    <w:p>
+      <w:pPr>
+        <w:pStyle w:val="Heading3"/>
+        <w:spacing w:lineRule="auto"/>
+      </w:pPr>
+      <w:r>
+        <w:rPr/>
+        <w:t xml:space="preserve">12.3 Avance estimado</w:t>
       </w:r>
     </w:p>
     <w:p>
@@ -2151,7 +4811,7 @@
       </w:pPr>
       <w:r>
         <w:rPr/>
-        <w:t xml:space="preserve">Informe_Evaluacion_Estrategica_Uber_Truck.docx</w:t>
+        <w:t xml:space="preserve">Fase 2 MVP digital núcleo: ~75%</w:t>
       </w:r>
     </w:p>
     <w:p>
@@ -2164,7 +4824,7 @@
       </w:pPr>
       <w:r>
         <w:rPr/>
-        <w:t xml:space="preserve">docs/Journey-Usuario-Uber-Truck.html</w:t>
+        <w:t xml:space="preserve">Fase 2.10 multas/cobros: ~25%</w:t>
       </w:r>
     </w:p>
     <w:p>
@@ -2177,7 +4837,481 @@
       </w:pPr>
       <w:r>
         <w:rPr/>
-        <w:t xml:space="preserve">docs/Gantt-Uber-Truck.html</w:t>
+        <w:t xml:space="preserve">Proyecto total (hasta M5): ~35%</w:t>
+      </w:r>
+    </w:p>
+    <w:p>
+      <w:pPr>
+        <w:spacing w:lineRule="auto"/>
+      </w:pPr>
+      <w:r>
+        <w:rPr/>
+        <w:t xml:space="preserve">Visualización: </w:t>
+      </w:r>
+      <w:hyperlink r:id="rId11">
+        <w:r>
+          <w:rPr>
+            <w:rStyle w:val="Hyperlink"/>
+          </w:rPr>
+          <w:t xml:space="preserve">Canvas-Resumen-Uber-Truck.html</w:t>
+        </w:r>
+      </w:hyperlink>
+      <w:r>
+        <w:rPr/>
+        <w:t xml:space="preserve"> · canvas </w:t>
+      </w:r>
+      <w:r>
+        <w:rPr/>
+        <w:t xml:space="preserve">estado-avance.canvas.tsx</w:t>
+      </w:r>
+      <w:r>
+        <w:rPr/>
+        <w:t xml:space="preserve"> en Cursor.</w:t>
+      </w:r>
+    </w:p>
+    <w:p>
+      <w:pPr>
+        <w:pStyle w:val="Heading3"/>
+        <w:spacing w:lineRule="auto"/>
+      </w:pPr>
+      <w:r>
+        <w:rPr/>
+        <w:t xml:space="preserve">12.4 Próximos pasos (backlog)</w:t>
+      </w:r>
+    </w:p>
+    <w:p>
+      <w:pPr>
+        <w:spacing w:lineRule="auto"/>
+      </w:pPr>
+      <w:r>
+        <w:rPr/>
+        <w:t xml:space="preserve">Tabla operativa completa: </w:t>
+      </w:r>
+      <w:r>
+        <w:rPr/>
+        <w:t xml:space="preserve">docs/PROXIMOS-HITOS.md</w:t>
+      </w:r>
+      <w:r>
+        <w:rPr/>
+        <w:t xml:space="preserve">. Comparación con estructura Chanchi: </w:t>
+      </w:r>
+      <w:r>
+        <w:rPr/>
+        <w:t xml:space="preserve">docs/COMPARACION-ESTRUCTURA-CHANCHI.md</w:t>
+      </w:r>
+      <w:r>
+        <w:rPr/>
+        <w:t xml:space="preserve">.</w:t>
+      </w:r>
+    </w:p>
+    <w:p>
+      <w:pPr>
+        <w:pStyle w:val="Heading2"/>
+        <w:spacing w:lineRule="auto"/>
+      </w:pPr>
+      <w:r>
+        <w:rPr/>
+        <w:t xml:space="preserve">13. API ampliada (v0.0.19)</w:t>
+      </w:r>
+    </w:p>
+    <w:tbl>
+      <w:tblPr>
+        <w:tblBorders>
+          <w:top w:val="single" w:sz="1" w:space="0" w:color="000000"/>
+          <w:bottom w:val="single" w:sz="1" w:space="0" w:color="000000"/>
+          <w:left w:val="single" w:sz="1" w:space="0" w:color="000000"/>
+          <w:right w:val="single" w:sz="1" w:space="0" w:color="000000"/>
+        </w:tblBorders>
+        <w:tblCellSpacing w:w="0" w:type="dxa"/>
+        <w:tblCellMar>
+          <w:top w:type="dxa" w:w="80"/>
+          <w:bottom w:type="dxa" w:w="80"/>
+          <w:left w:type="dxa" w:w="160"/>
+          <w:right w:type="dxa" w:w="160"/>
+        </w:tblCellMar>
+        <w:jc w:val="center"/>
+      </w:tblPr>
+      <w:tblGrid>
+        <w:gridCol w:w="2880"/>
+        <w:gridCol w:w="2880"/>
+        <w:gridCol w:w="2880"/>
+      </w:tblGrid>
+      <w:tr>
+        <w:trPr/>
+        <w:tc>
+          <w:tcPr>
+            <w:tcBorders>
+              <w:top w:val="single" w:sz="1" w:space="0" w:color="000000"/>
+              <w:bottom w:val="single" w:sz="1" w:space="0" w:color="000000"/>
+              <w:left w:val="single" w:sz="1" w:space="0" w:color="000000"/>
+              <w:right w:val="single" w:sz="1" w:space="0" w:color="000000"/>
+            </w:tcBorders>
+          </w:tcPr>
+          <w:p>
+            <w:pPr>
+              <w:spacing w:lineRule="auto"/>
+            </w:pPr>
+            <w:r>
+              <w:rPr/>
+              <w:t xml:space="preserve">Método</w:t>
+            </w:r>
+          </w:p>
+        </w:tc>
+        <w:tc>
+          <w:tcPr>
+            <w:tcBorders>
+              <w:top w:val="single" w:sz="1" w:space="0" w:color="000000"/>
+              <w:bottom w:val="single" w:sz="1" w:space="0" w:color="000000"/>
+              <w:left w:val="single" w:sz="1" w:space="0" w:color="000000"/>
+              <w:right w:val="single" w:sz="1" w:space="0" w:color="000000"/>
+            </w:tcBorders>
+          </w:tcPr>
+          <w:p>
+            <w:pPr>
+              <w:spacing w:lineRule="auto"/>
+            </w:pPr>
+            <w:r>
+              <w:rPr/>
+              <w:t xml:space="preserve">Ruta</w:t>
+            </w:r>
+          </w:p>
+        </w:tc>
+        <w:tc>
+          <w:tcPr>
+            <w:tcBorders>
+              <w:top w:val="single" w:sz="1" w:space="0" w:color="000000"/>
+              <w:bottom w:val="single" w:sz="1" w:space="0" w:color="000000"/>
+              <w:left w:val="single" w:sz="1" w:space="0" w:color="000000"/>
+              <w:right w:val="single" w:sz="1" w:space="0" w:color="000000"/>
+            </w:tcBorders>
+          </w:tcPr>
+          <w:p>
+            <w:pPr>
+              <w:spacing w:lineRule="auto"/>
+            </w:pPr>
+            <w:r>
+              <w:rPr/>
+              <w:t xml:space="preserve">Descripción</w:t>
+            </w:r>
+          </w:p>
+        </w:tc>
+      </w:tr>
+      <w:tr>
+        <w:trPr/>
+        <w:tc>
+          <w:tcPr>
+            <w:tcBorders>
+              <w:top w:val="single" w:sz="1" w:space="0" w:color="000000"/>
+              <w:bottom w:val="single" w:sz="1" w:space="0" w:color="000000"/>
+              <w:left w:val="single" w:sz="1" w:space="0" w:color="000000"/>
+              <w:right w:val="single" w:sz="1" w:space="0" w:color="000000"/>
+            </w:tcBorders>
+          </w:tcPr>
+          <w:p>
+            <w:pPr>
+              <w:spacing w:lineRule="auto"/>
+            </w:pPr>
+            <w:r>
+              <w:rPr/>
+              <w:t xml:space="preserve">POST</w:t>
+            </w:r>
+          </w:p>
+        </w:tc>
+        <w:tc>
+          <w:tcPr>
+            <w:tcBorders>
+              <w:top w:val="single" w:sz="1" w:space="0" w:color="000000"/>
+              <w:bottom w:val="single" w:sz="1" w:space="0" w:color="000000"/>
+              <w:left w:val="single" w:sz="1" w:space="0" w:color="000000"/>
+              <w:right w:val="single" w:sz="1" w:space="0" w:color="000000"/>
+            </w:tcBorders>
+          </w:tcPr>
+          <w:p>
+            <w:pPr>
+              <w:spacing w:lineRule="auto"/>
+            </w:pPr>
+            <w:r>
+              <w:rPr/>
+              <w:t xml:space="preserve">/api/matches/:id/mutual-cancel</w:t>
+            </w:r>
+          </w:p>
+        </w:tc>
+        <w:tc>
+          <w:tcPr>
+            <w:tcBorders>
+              <w:top w:val="single" w:sz="1" w:space="0" w:color="000000"/>
+              <w:bottom w:val="single" w:sz="1" w:space="0" w:color="000000"/>
+              <w:left w:val="single" w:sz="1" w:space="0" w:color="000000"/>
+              <w:right w:val="single" w:sz="1" w:space="0" w:color="000000"/>
+            </w:tcBorders>
+          </w:tcPr>
+          <w:p>
+            <w:pPr>
+              <w:spacing w:lineRule="auto"/>
+            </w:pPr>
+            <w:r>
+              <w:rPr/>
+              <w:t xml:space="preserve">Confirmar acuerdo mutuo</w:t>
+            </w:r>
+          </w:p>
+        </w:tc>
+      </w:tr>
+      <w:tr>
+        <w:trPr/>
+        <w:tc>
+          <w:tcPr>
+            <w:tcBorders>
+              <w:top w:val="single" w:sz="1" w:space="0" w:color="000000"/>
+              <w:bottom w:val="single" w:sz="1" w:space="0" w:color="000000"/>
+              <w:left w:val="single" w:sz="1" w:space="0" w:color="000000"/>
+              <w:right w:val="single" w:sz="1" w:space="0" w:color="000000"/>
+            </w:tcBorders>
+          </w:tcPr>
+          <w:p>
+            <w:pPr>
+              <w:spacing w:lineRule="auto"/>
+            </w:pPr>
+            <w:r>
+              <w:rPr/>
+              <w:t xml:space="preserve">GET</w:t>
+            </w:r>
+          </w:p>
+        </w:tc>
+        <w:tc>
+          <w:tcPr>
+            <w:tcBorders>
+              <w:top w:val="single" w:sz="1" w:space="0" w:color="000000"/>
+              <w:bottom w:val="single" w:sz="1" w:space="0" w:color="000000"/>
+              <w:left w:val="single" w:sz="1" w:space="0" w:color="000000"/>
+              <w:right w:val="single" w:sz="1" w:space="0" w:color="000000"/>
+            </w:tcBorders>
+          </w:tcPr>
+          <w:p>
+            <w:pPr>
+              <w:spacing w:lineRule="auto"/>
+            </w:pPr>
+            <w:r>
+              <w:rPr/>
+              <w:t xml:space="preserve">/api/matches/cancel-options</w:t>
+            </w:r>
+          </w:p>
+        </w:tc>
+        <w:tc>
+          <w:tcPr>
+            <w:tcBorders>
+              <w:top w:val="single" w:sz="1" w:space="0" w:color="000000"/>
+              <w:bottom w:val="single" w:sz="1" w:space="0" w:color="000000"/>
+              <w:left w:val="single" w:sz="1" w:space="0" w:color="000000"/>
+              <w:right w:val="single" w:sz="1" w:space="0" w:color="000000"/>
+            </w:tcBorders>
+          </w:tcPr>
+          <w:p>
+            <w:pPr>
+              <w:spacing w:lineRule="auto"/>
+            </w:pPr>
+            <w:r>
+              <w:rPr/>
+              <w:t xml:space="preserve">Motivos y multas por rol</w:t>
+            </w:r>
+          </w:p>
+        </w:tc>
+      </w:tr>
+      <w:tr>
+        <w:trPr/>
+        <w:tc>
+          <w:tcPr>
+            <w:tcBorders>
+              <w:top w:val="single" w:sz="1" w:space="0" w:color="000000"/>
+              <w:bottom w:val="single" w:sz="1" w:space="0" w:color="000000"/>
+              <w:left w:val="single" w:sz="1" w:space="0" w:color="000000"/>
+              <w:right w:val="single" w:sz="1" w:space="0" w:color="000000"/>
+            </w:tcBorders>
+          </w:tcPr>
+          <w:p>
+            <w:pPr>
+              <w:spacing w:lineRule="auto"/>
+            </w:pPr>
+            <w:r>
+              <w:rPr/>
+              <w:t xml:space="preserve">GET/POST</w:t>
+            </w:r>
+          </w:p>
+        </w:tc>
+        <w:tc>
+          <w:tcPr>
+            <w:tcBorders>
+              <w:top w:val="single" w:sz="1" w:space="0" w:color="000000"/>
+              <w:bottom w:val="single" w:sz="1" w:space="0" w:color="000000"/>
+              <w:left w:val="single" w:sz="1" w:space="0" w:color="000000"/>
+              <w:right w:val="single" w:sz="1" w:space="0" w:color="000000"/>
+            </w:tcBorders>
+          </w:tcPr>
+          <w:p>
+            <w:pPr>
+              <w:spacing w:lineRule="auto"/>
+            </w:pPr>
+            <w:r>
+              <w:rPr/>
+              <w:t xml:space="preserve">/api/comms/…</w:t>
+            </w:r>
+          </w:p>
+        </w:tc>
+        <w:tc>
+          <w:tcPr>
+            <w:tcBorders>
+              <w:top w:val="single" w:sz="1" w:space="0" w:color="000000"/>
+              <w:bottom w:val="single" w:sz="1" w:space="0" w:color="000000"/>
+              <w:left w:val="single" w:sz="1" w:space="0" w:color="000000"/>
+              <w:right w:val="single" w:sz="1" w:space="0" w:color="000000"/>
+            </w:tcBorders>
+          </w:tcPr>
+          <w:p>
+            <w:pPr>
+              <w:spacing w:lineRule="auto"/>
+            </w:pPr>
+            <w:r>
+              <w:rPr/>
+              <w:t xml:space="preserve">Chat y notificaciones</w:t>
+            </w:r>
+          </w:p>
+        </w:tc>
+      </w:tr>
+      <w:tr>
+        <w:trPr/>
+        <w:tc>
+          <w:tcPr>
+            <w:tcBorders>
+              <w:top w:val="single" w:sz="1" w:space="0" w:color="000000"/>
+              <w:bottom w:val="single" w:sz="1" w:space="0" w:color="000000"/>
+              <w:left w:val="single" w:sz="1" w:space="0" w:color="000000"/>
+              <w:right w:val="single" w:sz="1" w:space="0" w:color="000000"/>
+            </w:tcBorders>
+          </w:tcPr>
+          <w:p>
+            <w:pPr>
+              <w:spacing w:lineRule="auto"/>
+            </w:pPr>
+            <w:r>
+              <w:rPr/>
+              <w:t xml:space="preserve">GET</w:t>
+            </w:r>
+          </w:p>
+        </w:tc>
+        <w:tc>
+          <w:tcPr>
+            <w:tcBorders>
+              <w:top w:val="single" w:sz="1" w:space="0" w:color="000000"/>
+              <w:bottom w:val="single" w:sz="1" w:space="0" w:color="000000"/>
+              <w:left w:val="single" w:sz="1" w:space="0" w:color="000000"/>
+              <w:right w:val="single" w:sz="1" w:space="0" w:color="000000"/>
+            </w:tcBorders>
+          </w:tcPr>
+          <w:p>
+            <w:pPr>
+              <w:spacing w:lineRule="auto"/>
+            </w:pPr>
+            <w:r>
+              <w:rPr/>
+              <w:t xml:space="preserve">/api/account/summary</w:t>
+            </w:r>
+          </w:p>
+        </w:tc>
+        <w:tc>
+          <w:tcPr>
+            <w:tcBorders>
+              <w:top w:val="single" w:sz="1" w:space="0" w:color="000000"/>
+              <w:bottom w:val="single" w:sz="1" w:space="0" w:color="000000"/>
+              <w:left w:val="single" w:sz="1" w:space="0" w:color="000000"/>
+              <w:right w:val="single" w:sz="1" w:space="0" w:color="000000"/>
+            </w:tcBorders>
+          </w:tcPr>
+          <w:p>
+            <w:pPr>
+              <w:spacing w:lineRule="auto"/>
+            </w:pPr>
+            <w:r>
+              <w:rPr/>
+              <w:t xml:space="preserve">Multas pendientes, plazos</w:t>
+            </w:r>
+          </w:p>
+        </w:tc>
+      </w:tr>
+      <w:tr>
+        <w:trPr/>
+        <w:tc>
+          <w:tcPr>
+            <w:tcBorders>
+              <w:top w:val="single" w:sz="1" w:space="0" w:color="000000"/>
+              <w:bottom w:val="single" w:sz="1" w:space="0" w:color="000000"/>
+              <w:left w:val="single" w:sz="1" w:space="0" w:color="000000"/>
+              <w:right w:val="single" w:sz="1" w:space="0" w:color="000000"/>
+            </w:tcBorders>
+          </w:tcPr>
+          <w:p>
+            <w:pPr>
+              <w:spacing w:lineRule="auto"/>
+            </w:pPr>
+            <w:r>
+              <w:rPr/>
+              <w:t xml:space="preserve">PATCH</w:t>
+            </w:r>
+          </w:p>
+        </w:tc>
+        <w:tc>
+          <w:tcPr>
+            <w:tcBorders>
+              <w:top w:val="single" w:sz="1" w:space="0" w:color="000000"/>
+              <w:bottom w:val="single" w:sz="1" w:space="0" w:color="000000"/>
+              <w:left w:val="single" w:sz="1" w:space="0" w:color="000000"/>
+              <w:right w:val="single" w:sz="1" w:space="0" w:color="000000"/>
+            </w:tcBorders>
+          </w:tcPr>
+          <w:p>
+            <w:pPr>
+              <w:spacing w:lineRule="auto"/>
+            </w:pPr>
+            <w:r>
+              <w:rPr/>
+              <w:t xml:space="preserve">/api/account/bank</w:t>
+            </w:r>
+          </w:p>
+        </w:tc>
+        <w:tc>
+          <w:tcPr>
+            <w:tcBorders>
+              <w:top w:val="single" w:sz="1" w:space="0" w:color="000000"/>
+              <w:bottom w:val="single" w:sz="1" w:space="0" w:color="000000"/>
+              <w:left w:val="single" w:sz="1" w:space="0" w:color="000000"/>
+              <w:right w:val="single" w:sz="1" w:space="0" w:color="000000"/>
+            </w:tcBorders>
+          </w:tcPr>
+          <w:p>
+            <w:pPr>
+              <w:spacing w:lineRule="auto"/>
+            </w:pPr>
+            <w:r>
+              <w:rPr/>
+              <w:t xml:space="preserve">Cuenta bancaria</w:t>
+            </w:r>
+          </w:p>
+        </w:tc>
+      </w:tr>
+    </w:tbl>
+    <w:p>
+      <w:pPr>
+        <w:spacing w:lineRule="auto"/>
+      </w:pPr>
+      <w:r>
+        <w:rPr/>
+      </w:r>
+    </w:p>
+    <w:p>
+      <w:pPr>
+        <w:spacing w:lineRule="auto"/>
+      </w:pPr>
+      <w:r>
+        <w:rPr/>
+        <w:t xml:space="preserve">Fin del documento — v2.1: Parte I Gantt coloreado, hub /docs/, alineación Chanchi.</w:t>
       </w:r>
     </w:p>
   </w:body>

--- a/docs/Memoria-tecnica-Uber-Truck.docx
+++ b/docs/Memoria-tecnica-Uber-Truck.docx
@@ -75,7 +75,7 @@
       </w:r>
       <w:r>
         <w:rPr/>
-        <w:t xml:space="preserve"> 0.0.105 (Cubik app móvil + API Railway)  |  </w:t>
+        <w:t xml:space="preserve"> 0.0.106 (Cubik app móvil + API Railway)  |  </w:t>
       </w:r>
       <w:r>
         <w:rPr>
@@ -22385,7 +22385,15 @@
       </w:r>
       <w:r>
         <w:rPr/>
-        <w:t xml:space="preserve"> v0.0.105 · Railway </w:t>
+        <w:t xml:space="preserve"> commit </w:t>
+      </w:r>
+      <w:r>
+        <w:rPr/>
+        <w:t xml:space="preserve">a4336d7</w:t>
+      </w:r>
+      <w:r>
+        <w:rPr/>
+        <w:t xml:space="preserve"> (v0.0.105) · Railway </w:t>
       </w:r>
       <w:r>
         <w:rPr/>
@@ -22394,6 +22402,302 @@
       <w:r>
         <w:rPr/>
         <w:t xml:space="preserve"> · comisiones piloto sin cambio.</w:t>
+      </w:r>
+    </w:p>
+    <w:p>
+      <w:pPr>
+        <w:pStyle w:val="Heading2"/>
+        <w:spacing w:lineRule="auto"/>
+      </w:pPr>
+      <w:r>
+        <w:rPr/>
+        <w:t xml:space="preserve">Bitácora de avance — 25 mayo 2026 (v0.0.106 — UX urgencia y emparejar)</w:t>
+      </w:r>
+    </w:p>
+    <w:tbl>
+      <w:tblPr>
+        <w:tblBorders>
+          <w:top w:val="single" w:sz="2" w:space="0" w:color="000000"/>
+          <w:bottom w:val="single" w:sz="2" w:space="0" w:color="000000"/>
+          <w:left w:val="single" w:sz="2" w:space="0" w:color="000000"/>
+          <w:right w:val="single" w:sz="2" w:space="0" w:color="000000"/>
+        </w:tblBorders>
+        <w:tblCellSpacing w:w="0" w:type="dxa"/>
+        <w:tblCellMar>
+          <w:top w:type="dxa" w:w="80"/>
+          <w:bottom w:type="dxa" w:w="80"/>
+          <w:left w:type="dxa" w:w="160"/>
+          <w:right w:type="dxa" w:w="160"/>
+        </w:tblCellMar>
+        <w:jc w:val="center"/>
+      </w:tblPr>
+      <w:tblGrid>
+        <w:gridCol w:w="2880"/>
+        <w:gridCol w:w="2880"/>
+        <w:gridCol w:w="2880"/>
+      </w:tblGrid>
+      <w:tr>
+        <w:trPr/>
+        <w:tc>
+          <w:tcPr>
+            <w:tcBorders>
+              <w:top w:val="single" w:sz="1" w:space="0" w:color="000000"/>
+              <w:bottom w:val="single" w:sz="1" w:space="0" w:color="000000"/>
+              <w:left w:val="single" w:sz="1" w:space="0" w:color="000000"/>
+              <w:right w:val="single" w:sz="1" w:space="0" w:color="000000"/>
+            </w:tcBorders>
+          </w:tcPr>
+          <w:p>
+            <w:pPr>
+              <w:spacing w:lineRule="auto"/>
+            </w:pPr>
+            <w:r>
+              <w:rPr/>
+              <w:t xml:space="preserve">Área</w:t>
+            </w:r>
+          </w:p>
+        </w:tc>
+        <w:tc>
+          <w:tcPr>
+            <w:tcBorders>
+              <w:top w:val="single" w:sz="1" w:space="0" w:color="000000"/>
+              <w:bottom w:val="single" w:sz="1" w:space="0" w:color="000000"/>
+              <w:left w:val="single" w:sz="1" w:space="0" w:color="000000"/>
+              <w:right w:val="single" w:sz="1" w:space="0" w:color="000000"/>
+            </w:tcBorders>
+          </w:tcPr>
+          <w:p>
+            <w:pPr>
+              <w:spacing w:lineRule="auto"/>
+            </w:pPr>
+            <w:r>
+              <w:rPr/>
+              <w:t xml:space="preserve">Entregado</w:t>
+            </w:r>
+          </w:p>
+        </w:tc>
+        <w:tc>
+          <w:tcPr>
+            <w:tcBorders>
+              <w:top w:val="single" w:sz="1" w:space="0" w:color="000000"/>
+              <w:bottom w:val="single" w:sz="1" w:space="0" w:color="000000"/>
+              <w:left w:val="single" w:sz="1" w:space="0" w:color="000000"/>
+              <w:right w:val="single" w:sz="1" w:space="0" w:color="000000"/>
+            </w:tcBorders>
+          </w:tcPr>
+          <w:p>
+            <w:pPr>
+              <w:spacing w:lineRule="auto"/>
+            </w:pPr>
+            <w:r>
+              <w:rPr/>
+              <w:t xml:space="preserve">Notas</w:t>
+            </w:r>
+          </w:p>
+        </w:tc>
+      </w:tr>
+      <w:tr>
+        <w:trPr/>
+        <w:tc>
+          <w:tcPr>
+            <w:tcBorders>
+              <w:top w:val="single" w:sz="1" w:space="0" w:color="000000"/>
+              <w:bottom w:val="single" w:sz="1" w:space="0" w:color="000000"/>
+              <w:left w:val="single" w:sz="1" w:space="0" w:color="000000"/>
+              <w:right w:val="single" w:sz="1" w:space="0" w:color="000000"/>
+            </w:tcBorders>
+          </w:tcPr>
+          <w:p>
+            <w:pPr>
+              <w:spacing w:lineRule="auto"/>
+            </w:pPr>
+            <w:r>
+              <w:rPr/>
+              <w:t xml:space="preserve">Urgencia al publicar</w:t>
+            </w:r>
+          </w:p>
+        </w:tc>
+        <w:tc>
+          <w:tcPr>
+            <w:tcBorders>
+              <w:top w:val="single" w:sz="1" w:space="0" w:color="000000"/>
+              <w:bottom w:val="single" w:sz="1" w:space="0" w:color="000000"/>
+              <w:left w:val="single" w:sz="1" w:space="0" w:color="000000"/>
+              <w:right w:val="single" w:sz="1" w:space="0" w:color="000000"/>
+            </w:tcBorders>
+          </w:tcPr>
+          <w:p>
+            <w:pPr>
+              <w:spacing w:lineRule="auto"/>
+            </w:pPr>
+            <w:r>
+              <w:rPr/>
+              <w:t xml:space="preserve">Mensaje dinámico Normal / Urgente / Flexible (copy comercial, piloto honesto)</w:t>
+            </w:r>
+          </w:p>
+        </w:tc>
+        <w:tc>
+          <w:tcPr>
+            <w:tcBorders>
+              <w:top w:val="single" w:sz="1" w:space="0" w:color="000000"/>
+              <w:bottom w:val="single" w:sz="1" w:space="0" w:color="000000"/>
+              <w:left w:val="single" w:sz="1" w:space="0" w:color="000000"/>
+              <w:right w:val="single" w:sz="1" w:space="0" w:color="000000"/>
+            </w:tcBorders>
+          </w:tcPr>
+          <w:p>
+            <w:pPr>
+              <w:spacing w:lineRule="auto"/>
+            </w:pPr>
+            <w:r>
+              <w:rPr>
+                <w:highlight w:val="lightGray"/>
+              </w:rPr>
+              <w:t xml:space="preserve">load-budget-ui.js</w:t>
+            </w:r>
+          </w:p>
+        </w:tc>
+      </w:tr>
+      <w:tr>
+        <w:trPr/>
+        <w:tc>
+          <w:tcPr>
+            <w:tcBorders>
+              <w:top w:val="single" w:sz="1" w:space="0" w:color="000000"/>
+              <w:bottom w:val="single" w:sz="1" w:space="0" w:color="000000"/>
+              <w:left w:val="single" w:sz="1" w:space="0" w:color="000000"/>
+              <w:right w:val="single" w:sz="1" w:space="0" w:color="000000"/>
+            </w:tcBorders>
+          </w:tcPr>
+          <w:p>
+            <w:pPr>
+              <w:spacing w:lineRule="auto"/>
+            </w:pPr>
+            <w:r>
+              <w:rPr/>
+              <w:t xml:space="preserve">Sugerencias automáticas</w:t>
+            </w:r>
+          </w:p>
+        </w:tc>
+        <w:tc>
+          <w:tcPr>
+            <w:tcBorders>
+              <w:top w:val="single" w:sz="1" w:space="0" w:color="000000"/>
+              <w:bottom w:val="single" w:sz="1" w:space="0" w:color="000000"/>
+              <w:left w:val="single" w:sz="1" w:space="0" w:color="000000"/>
+              <w:right w:val="single" w:sz="1" w:space="0" w:color="000000"/>
+            </w:tcBorders>
+          </w:tcPr>
+          <w:p>
+            <w:pPr>
+              <w:spacing w:lineRule="auto"/>
+            </w:pPr>
+            <w:r>
+              <w:rPr/>
+              <w:t xml:space="preserve">«Usar en Paso 2» vs «Crear propuesta ya» + texto explicativo</w:t>
+            </w:r>
+          </w:p>
+        </w:tc>
+        <w:tc>
+          <w:tcPr>
+            <w:tcBorders>
+              <w:top w:val="single" w:sz="1" w:space="0" w:color="000000"/>
+              <w:bottom w:val="single" w:sz="1" w:space="0" w:color="000000"/>
+              <w:left w:val="single" w:sz="1" w:space="0" w:color="000000"/>
+              <w:right w:val="single" w:sz="1" w:space="0" w:color="000000"/>
+            </w:tcBorders>
+          </w:tcPr>
+          <w:p>
+            <w:pPr>
+              <w:spacing w:lineRule="auto"/>
+            </w:pPr>
+            <w:r>
+              <w:rPr>
+                <w:highlight w:val="lightGray"/>
+              </w:rPr>
+              <w:t xml:space="preserve">app.js</w:t>
+            </w:r>
+          </w:p>
+        </w:tc>
+      </w:tr>
+      <w:tr>
+        <w:trPr/>
+        <w:tc>
+          <w:tcPr>
+            <w:tcBorders>
+              <w:top w:val="single" w:sz="1" w:space="0" w:color="000000"/>
+              <w:bottom w:val="single" w:sz="1" w:space="0" w:color="000000"/>
+              <w:left w:val="single" w:sz="1" w:space="0" w:color="000000"/>
+              <w:right w:val="single" w:sz="1" w:space="0" w:color="000000"/>
+            </w:tcBorders>
+          </w:tcPr>
+          <w:p>
+            <w:pPr>
+              <w:spacing w:lineRule="auto"/>
+            </w:pPr>
+            <w:r>
+              <w:rPr/>
+              <w:t xml:space="preserve">Oferta transportista</w:t>
+            </w:r>
+          </w:p>
+        </w:tc>
+        <w:tc>
+          <w:tcPr>
+            <w:tcBorders>
+              <w:top w:val="single" w:sz="1" w:space="0" w:color="000000"/>
+              <w:bottom w:val="single" w:sz="1" w:space="0" w:color="000000"/>
+              <w:left w:val="single" w:sz="1" w:space="0" w:color="000000"/>
+              <w:right w:val="single" w:sz="1" w:space="0" w:color="000000"/>
+            </w:tcBorders>
+          </w:tcPr>
+          <w:p>
+            <w:pPr>
+              <w:spacing w:lineRule="auto"/>
+            </w:pPr>
+            <w:r>
+              <w:rPr/>
+              <w:t xml:space="preserve">Botón grande «Enviar propuesta» en emparejamientos activos</w:t>
+            </w:r>
+          </w:p>
+        </w:tc>
+        <w:tc>
+          <w:tcPr>
+            <w:tcBorders>
+              <w:top w:val="single" w:sz="1" w:space="0" w:color="000000"/>
+              <w:bottom w:val="single" w:sz="1" w:space="0" w:color="000000"/>
+              <w:left w:val="single" w:sz="1" w:space="0" w:color="000000"/>
+              <w:right w:val="single" w:sz="1" w:space="0" w:color="000000"/>
+            </w:tcBorders>
+          </w:tcPr>
+          <w:p>
+            <w:pPr>
+              <w:spacing w:lineRule="auto"/>
+            </w:pPr>
+            <w:r>
+              <w:rPr>
+                <w:highlight w:val="lightGray"/>
+              </w:rPr>
+              <w:t xml:space="preserve">theme.css</w:t>
+            </w:r>
+          </w:p>
+          <w:p>
+            <w:pPr>
+              <w:spacing w:lineRule="auto"/>
+            </w:pPr>
+            <w:r>
+              <w:rPr/>
+              <w:t xml:space="preserve">, input ancho</w:t>
+            </w:r>
+          </w:p>
+        </w:tc>
+      </w:tr>
+    </w:tbl>
+    <w:p>
+      <w:pPr>
+        <w:spacing w:lineRule="auto"/>
+      </w:pPr>
+      <w:r>
+        <w:rPr/>
       </w:r>
     </w:p>
     <w:p>

--- a/docs/Memoria-tecnica-Uber-Truck.docx
+++ b/docs/Memoria-tecnica-Uber-Truck.docx
@@ -65,7 +65,7 @@
       </w:r>
       <w:r>
         <w:rPr/>
-        <w:t xml:space="preserve"> 4.1  |  </w:t>
+        <w:t xml:space="preserve"> 4.2  |  </w:t>
       </w:r>
       <w:r>
         <w:rPr>
@@ -75,7 +75,7 @@
       </w:r>
       <w:r>
         <w:rPr/>
-        <w:t xml:space="preserve"> 0.0.106 (Cubik app móvil + API Railway)  |  </w:t>
+        <w:t xml:space="preserve"> 0.0.125 (Cubik app móvil + API Railway)  |  </w:t>
       </w:r>
       <w:r>
         <w:rPr>
@@ -85,7 +85,7 @@
       </w:r>
       <w:r>
         <w:rPr/>
-        <w:t xml:space="preserve"> 25 may 2026</w:t>
+        <w:t xml:space="preserve"> 10 jun 2026</w:t>
       </w:r>
     </w:p>
     <w:p>
@@ -1098,26 +1098,26 @@
             </w:pPr>
             <w:r>
               <w:rPr/>
-              <w:t xml:space="preserve">Campana in-app (JWT)</w:t>
-            </w:r>
-          </w:p>
-        </w:tc>
-        <w:tc>
-          <w:tcPr>
-            <w:tcBorders>
-              <w:top w:val="single" w:sz="1" w:space="0" w:color="000000"/>
-              <w:bottom w:val="single" w:sz="1" w:space="0" w:color="000000"/>
-              <w:left w:val="single" w:sz="1" w:space="0" w:color="000000"/>
-              <w:right w:val="single" w:sz="1" w:space="0" w:color="000000"/>
-            </w:tcBorders>
-          </w:tcPr>
-          <w:p>
-            <w:pPr>
-              <w:spacing w:lineRule="auto"/>
-            </w:pPr>
-            <w:r>
-              <w:rPr/>
-              <w:t xml:space="preserve">Hecho</w:t>
+              <w:t xml:space="preserve">Campana in-app (JWT); archivo automático al cerrar viaje</w:t>
+            </w:r>
+          </w:p>
+        </w:tc>
+        <w:tc>
+          <w:tcPr>
+            <w:tcBorders>
+              <w:top w:val="single" w:sz="1" w:space="0" w:color="000000"/>
+              <w:bottom w:val="single" w:sz="1" w:space="0" w:color="000000"/>
+              <w:left w:val="single" w:sz="1" w:space="0" w:color="000000"/>
+              <w:right w:val="single" w:sz="1" w:space="0" w:color="000000"/>
+            </w:tcBorders>
+          </w:tcPr>
+          <w:p>
+            <w:pPr>
+              <w:spacing w:lineRule="auto"/>
+            </w:pPr>
+            <w:r>
+              <w:rPr/>
+              <w:t xml:space="preserve">Hecho (v0.0.125)</w:t>
             </w:r>
           </w:p>
         </w:tc>
@@ -1529,6 +1529,157 @@
             <w:r>
               <w:rPr/>
               <w:t xml:space="preserve">Hecho</w:t>
+            </w:r>
+          </w:p>
+        </w:tc>
+      </w:tr>
+      <w:tr>
+        <w:trPr/>
+        <w:tc>
+          <w:tcPr>
+            <w:tcBorders>
+              <w:top w:val="single" w:sz="1" w:space="0" w:color="000000"/>
+              <w:bottom w:val="single" w:sz="1" w:space="0" w:color="000000"/>
+              <w:left w:val="single" w:sz="1" w:space="0" w:color="000000"/>
+              <w:right w:val="single" w:sz="1" w:space="0" w:color="000000"/>
+            </w:tcBorders>
+          </w:tcPr>
+          <w:p>
+            <w:pPr>
+              <w:spacing w:lineRule="auto"/>
+            </w:pPr>
+            <w:r>
+              <w:rPr/>
+              <w:t xml:space="preserve">QA automatizado</w:t>
+            </w:r>
+          </w:p>
+        </w:tc>
+        <w:tc>
+          <w:tcPr>
+            <w:tcBorders>
+              <w:top w:val="single" w:sz="1" w:space="0" w:color="000000"/>
+              <w:bottom w:val="single" w:sz="1" w:space="0" w:color="000000"/>
+              <w:left w:val="single" w:sz="1" w:space="0" w:color="000000"/>
+              <w:right w:val="single" w:sz="1" w:space="0" w:color="000000"/>
+            </w:tcBorders>
+          </w:tcPr>
+          <w:p>
+            <w:pPr>
+              <w:spacing w:lineRule="auto"/>
+            </w:pPr>
+            <w:r>
+              <w:rPr/>
+              <w:t xml:space="preserve">Playwright E2E + unit Node + CI GitHub + Laboratorio QA (</w:t>
+            </w:r>
+          </w:p>
+          <w:p>
+            <w:pPr>
+              <w:spacing w:lineRule="auto"/>
+            </w:pPr>
+            <w:r>
+              <w:rPr>
+                <w:highlight w:val="lightGray"/>
+              </w:rPr>
+              <w:t xml:space="preserve">/qa-lab</w:t>
+            </w:r>
+          </w:p>
+          <w:p>
+            <w:pPr>
+              <w:spacing w:lineRule="auto"/>
+            </w:pPr>
+            <w:r>
+              <w:rPr/>
+              <w:t xml:space="preserve">)</w:t>
+            </w:r>
+          </w:p>
+        </w:tc>
+        <w:tc>
+          <w:tcPr>
+            <w:tcBorders>
+              <w:top w:val="single" w:sz="1" w:space="0" w:color="000000"/>
+              <w:bottom w:val="single" w:sz="1" w:space="0" w:color="000000"/>
+              <w:left w:val="single" w:sz="1" w:space="0" w:color="000000"/>
+              <w:right w:val="single" w:sz="1" w:space="0" w:color="000000"/>
+            </w:tcBorders>
+          </w:tcPr>
+          <w:p>
+            <w:pPr>
+              <w:spacing w:lineRule="auto"/>
+            </w:pPr>
+            <w:r>
+              <w:rPr/>
+              <w:t xml:space="preserve">Hecho (v0.0.125)</w:t>
+            </w:r>
+          </w:p>
+        </w:tc>
+      </w:tr>
+      <w:tr>
+        <w:trPr/>
+        <w:tc>
+          <w:tcPr>
+            <w:tcBorders>
+              <w:top w:val="single" w:sz="1" w:space="0" w:color="000000"/>
+              <w:bottom w:val="single" w:sz="1" w:space="0" w:color="000000"/>
+              <w:left w:val="single" w:sz="1" w:space="0" w:color="000000"/>
+              <w:right w:val="single" w:sz="1" w:space="0" w:color="000000"/>
+            </w:tcBorders>
+          </w:tcPr>
+          <w:p>
+            <w:pPr>
+              <w:spacing w:lineRule="auto"/>
+            </w:pPr>
+            <w:r>
+              <w:rPr/>
+              <w:t xml:space="preserve">App Android testers</w:t>
+            </w:r>
+          </w:p>
+        </w:tc>
+        <w:tc>
+          <w:tcPr>
+            <w:tcBorders>
+              <w:top w:val="single" w:sz="1" w:space="0" w:color="000000"/>
+              <w:bottom w:val="single" w:sz="1" w:space="0" w:color="000000"/>
+              <w:left w:val="single" w:sz="1" w:space="0" w:color="000000"/>
+              <w:right w:val="single" w:sz="1" w:space="0" w:color="000000"/>
+            </w:tcBorders>
+          </w:tcPr>
+          <w:p>
+            <w:pPr>
+              <w:spacing w:lineRule="auto"/>
+            </w:pPr>
+            <w:r>
+              <w:rPr/>
+              <w:t xml:space="preserve">APK bundle / remoto + verify </w:t>
+            </w:r>
+          </w:p>
+          <w:p>
+            <w:pPr>
+              <w:spacing w:lineRule="auto"/>
+            </w:pPr>
+            <w:r>
+              <w:rPr>
+                <w:highlight w:val="lightGray"/>
+              </w:rPr>
+              <w:t xml:space="preserve">auth-ui.js</w:t>
+            </w:r>
+          </w:p>
+        </w:tc>
+        <w:tc>
+          <w:tcPr>
+            <w:tcBorders>
+              <w:top w:val="single" w:sz="1" w:space="0" w:color="000000"/>
+              <w:bottom w:val="single" w:sz="1" w:space="0" w:color="000000"/>
+              <w:left w:val="single" w:sz="1" w:space="0" w:color="000000"/>
+              <w:right w:val="single" w:sz="1" w:space="0" w:color="000000"/>
+            </w:tcBorders>
+          </w:tcPr>
+          <w:p>
+            <w:pPr>
+              <w:spacing w:lineRule="auto"/>
+            </w:pPr>
+            <w:r>
+              <w:rPr/>
+              <w:t xml:space="preserve">Hecho (v0.0.125)</w:t>
             </w:r>
           </w:p>
         </w:tc>
@@ -22707,6 +22858,727 @@
       </w:pPr>
       <w:r>
         <w:rPr/>
+        <w:t xml:space="preserve">Bitácora de avance — junio 2026 (v0.0.107–0.0.125 — QA, Android y comercial)</w:t>
+      </w:r>
+    </w:p>
+    <w:tbl>
+      <w:tblPr>
+        <w:tblBorders>
+          <w:top w:val="single" w:sz="2" w:space="0" w:color="000000"/>
+          <w:bottom w:val="single" w:sz="2" w:space="0" w:color="000000"/>
+          <w:left w:val="single" w:sz="2" w:space="0" w:color="000000"/>
+          <w:right w:val="single" w:sz="2" w:space="0" w:color="000000"/>
+        </w:tblBorders>
+        <w:tblCellSpacing w:w="0" w:type="dxa"/>
+        <w:tblCellMar>
+          <w:top w:type="dxa" w:w="80"/>
+          <w:bottom w:type="dxa" w:w="80"/>
+          <w:left w:type="dxa" w:w="160"/>
+          <w:right w:type="dxa" w:w="160"/>
+        </w:tblCellMar>
+        <w:jc w:val="center"/>
+      </w:tblPr>
+      <w:tblGrid>
+        <w:gridCol w:w="2880"/>
+        <w:gridCol w:w="2880"/>
+        <w:gridCol w:w="2880"/>
+      </w:tblGrid>
+      <w:tr>
+        <w:trPr/>
+        <w:tc>
+          <w:tcPr>
+            <w:tcBorders>
+              <w:top w:val="single" w:sz="1" w:space="0" w:color="000000"/>
+              <w:bottom w:val="single" w:sz="1" w:space="0" w:color="000000"/>
+              <w:left w:val="single" w:sz="1" w:space="0" w:color="000000"/>
+              <w:right w:val="single" w:sz="1" w:space="0" w:color="000000"/>
+            </w:tcBorders>
+          </w:tcPr>
+          <w:p>
+            <w:pPr>
+              <w:spacing w:lineRule="auto"/>
+            </w:pPr>
+            <w:r>
+              <w:rPr/>
+              <w:t xml:space="preserve">Área</w:t>
+            </w:r>
+          </w:p>
+        </w:tc>
+        <w:tc>
+          <w:tcPr>
+            <w:tcBorders>
+              <w:top w:val="single" w:sz="1" w:space="0" w:color="000000"/>
+              <w:bottom w:val="single" w:sz="1" w:space="0" w:color="000000"/>
+              <w:left w:val="single" w:sz="1" w:space="0" w:color="000000"/>
+              <w:right w:val="single" w:sz="1" w:space="0" w:color="000000"/>
+            </w:tcBorders>
+          </w:tcPr>
+          <w:p>
+            <w:pPr>
+              <w:spacing w:lineRule="auto"/>
+            </w:pPr>
+            <w:r>
+              <w:rPr/>
+              <w:t xml:space="preserve">Entregado</w:t>
+            </w:r>
+          </w:p>
+        </w:tc>
+        <w:tc>
+          <w:tcPr>
+            <w:tcBorders>
+              <w:top w:val="single" w:sz="1" w:space="0" w:color="000000"/>
+              <w:bottom w:val="single" w:sz="1" w:space="0" w:color="000000"/>
+              <w:left w:val="single" w:sz="1" w:space="0" w:color="000000"/>
+              <w:right w:val="single" w:sz="1" w:space="0" w:color="000000"/>
+            </w:tcBorders>
+          </w:tcPr>
+          <w:p>
+            <w:pPr>
+              <w:spacing w:lineRule="auto"/>
+            </w:pPr>
+            <w:r>
+              <w:rPr/>
+              <w:t xml:space="preserve">Notas</w:t>
+            </w:r>
+          </w:p>
+        </w:tc>
+      </w:tr>
+      <w:tr>
+        <w:trPr/>
+        <w:tc>
+          <w:tcPr>
+            <w:tcBorders>
+              <w:top w:val="single" w:sz="1" w:space="0" w:color="000000"/>
+              <w:bottom w:val="single" w:sz="1" w:space="0" w:color="000000"/>
+              <w:left w:val="single" w:sz="1" w:space="0" w:color="000000"/>
+              <w:right w:val="single" w:sz="1" w:space="0" w:color="000000"/>
+            </w:tcBorders>
+          </w:tcPr>
+          <w:p>
+            <w:pPr>
+              <w:spacing w:lineRule="auto"/>
+            </w:pPr>
+            <w:r>
+              <w:rPr/>
+              <w:t xml:space="preserve">Login welcome APK</w:t>
+            </w:r>
+          </w:p>
+        </w:tc>
+        <w:tc>
+          <w:tcPr>
+            <w:tcBorders>
+              <w:top w:val="single" w:sz="1" w:space="0" w:color="000000"/>
+              <w:bottom w:val="single" w:sz="1" w:space="0" w:color="000000"/>
+              <w:left w:val="single" w:sz="1" w:space="0" w:color="000000"/>
+              <w:right w:val="single" w:sz="1" w:space="0" w:color="000000"/>
+            </w:tcBorders>
+          </w:tcPr>
+          <w:p>
+            <w:pPr>
+              <w:spacing w:lineRule="auto"/>
+            </w:pPr>
+            <w:r>
+              <w:rPr/>
+              <w:t xml:space="preserve">Fix sintaxis </w:t>
+            </w:r>
+          </w:p>
+          <w:p>
+            <w:pPr>
+              <w:spacing w:lineRule="auto"/>
+            </w:pPr>
+            <w:r>
+              <w:rPr>
+                <w:highlight w:val="lightGray"/>
+              </w:rPr>
+              <w:t xml:space="preserve">auth-ui.js</w:t>
+            </w:r>
+          </w:p>
+          <w:p>
+            <w:pPr>
+              <w:spacing w:lineRule="auto"/>
+            </w:pPr>
+            <w:r>
+              <w:rPr/>
+              <w:t xml:space="preserve"> + </w:t>
+            </w:r>
+          </w:p>
+          <w:p>
+            <w:pPr>
+              <w:spacing w:lineRule="auto"/>
+            </w:pPr>
+            <w:r>
+              <w:rPr>
+                <w:highlight w:val="lightGray"/>
+              </w:rPr>
+              <w:t xml:space="preserve">pointerup</w:t>
+            </w:r>
+          </w:p>
+          <w:p>
+            <w:pPr>
+              <w:spacing w:lineRule="auto"/>
+            </w:pPr>
+            <w:r>
+              <w:rPr/>
+              <w:t xml:space="preserve"> en botones Comenzar</w:t>
+            </w:r>
+          </w:p>
+        </w:tc>
+        <w:tc>
+          <w:tcPr>
+            <w:tcBorders>
+              <w:top w:val="single" w:sz="1" w:space="0" w:color="000000"/>
+              <w:bottom w:val="single" w:sz="1" w:space="0" w:color="000000"/>
+              <w:left w:val="single" w:sz="1" w:space="0" w:color="000000"/>
+              <w:right w:val="single" w:sz="1" w:space="0" w:color="000000"/>
+            </w:tcBorders>
+          </w:tcPr>
+          <w:p>
+            <w:pPr>
+              <w:spacing w:lineRule="auto"/>
+            </w:pPr>
+            <w:r>
+              <w:rPr/>
+              <w:t xml:space="preserve">v0.0.125 · web prod y bundle Android</w:t>
+            </w:r>
+          </w:p>
+        </w:tc>
+      </w:tr>
+      <w:tr>
+        <w:trPr/>
+        <w:tc>
+          <w:tcPr>
+            <w:tcBorders>
+              <w:top w:val="single" w:sz="1" w:space="0" w:color="000000"/>
+              <w:bottom w:val="single" w:sz="1" w:space="0" w:color="000000"/>
+              <w:left w:val="single" w:sz="1" w:space="0" w:color="000000"/>
+              <w:right w:val="single" w:sz="1" w:space="0" w:color="000000"/>
+            </w:tcBorders>
+          </w:tcPr>
+          <w:p>
+            <w:pPr>
+              <w:spacing w:lineRule="auto"/>
+            </w:pPr>
+            <w:r>
+              <w:rPr/>
+              <w:t xml:space="preserve">QA automatizado</w:t>
+            </w:r>
+          </w:p>
+        </w:tc>
+        <w:tc>
+          <w:tcPr>
+            <w:tcBorders>
+              <w:top w:val="single" w:sz="1" w:space="0" w:color="000000"/>
+              <w:bottom w:val="single" w:sz="1" w:space="0" w:color="000000"/>
+              <w:left w:val="single" w:sz="1" w:space="0" w:color="000000"/>
+              <w:right w:val="single" w:sz="1" w:space="0" w:color="000000"/>
+            </w:tcBorders>
+          </w:tcPr>
+          <w:p>
+            <w:pPr>
+              <w:spacing w:lineRule="auto"/>
+            </w:pPr>
+            <w:r>
+              <w:rPr/>
+              <w:t xml:space="preserve">Playwright (Pixel 5), 14 unit tests, workflow GitHub </w:t>
+            </w:r>
+          </w:p>
+          <w:p>
+            <w:pPr>
+              <w:spacing w:lineRule="auto"/>
+            </w:pPr>
+            <w:r>
+              <w:rPr>
+                <w:highlight w:val="lightGray"/>
+              </w:rPr>
+              <w:t xml:space="preserve">QA</w:t>
+            </w:r>
+          </w:p>
+          <w:p>
+            <w:pPr>
+              <w:spacing w:lineRule="auto"/>
+            </w:pPr>
+            <w:r>
+              <w:rPr/>
+              <w:t xml:space="preserve">, smoke prod Railway</w:t>
+            </w:r>
+          </w:p>
+        </w:tc>
+        <w:tc>
+          <w:tcPr>
+            <w:tcBorders>
+              <w:top w:val="single" w:sz="1" w:space="0" w:color="000000"/>
+              <w:bottom w:val="single" w:sz="1" w:space="0" w:color="000000"/>
+              <w:left w:val="single" w:sz="1" w:space="0" w:color="000000"/>
+              <w:right w:val="single" w:sz="1" w:space="0" w:color="000000"/>
+            </w:tcBorders>
+          </w:tcPr>
+          <w:p>
+            <w:pPr>
+              <w:spacing w:lineRule="auto"/>
+            </w:pPr>
+            <w:r>
+              <w:rPr>
+                <w:highlight w:val="lightGray"/>
+              </w:rPr>
+              <w:t xml:space="preserve">e2e/</w:t>
+            </w:r>
+          </w:p>
+          <w:p>
+            <w:pPr>
+              <w:spacing w:lineRule="auto"/>
+            </w:pPr>
+            <w:r>
+              <w:rPr/>
+              <w:t xml:space="preserve">, </w:t>
+            </w:r>
+          </w:p>
+          <w:p>
+            <w:pPr>
+              <w:spacing w:lineRule="auto"/>
+            </w:pPr>
+            <w:r>
+              <w:rPr>
+                <w:highlight w:val="lightGray"/>
+              </w:rPr>
+              <w:t xml:space="preserve">tests/</w:t>
+            </w:r>
+          </w:p>
+          <w:p>
+            <w:pPr>
+              <w:spacing w:lineRule="auto"/>
+            </w:pPr>
+            <w:r>
+              <w:rPr/>
+              <w:t xml:space="preserve">, </w:t>
+            </w:r>
+          </w:p>
+          <w:p>
+            <w:pPr>
+              <w:spacing w:lineRule="auto"/>
+            </w:pPr>
+            <w:r>
+              <w:rPr>
+                <w:highlight w:val="lightGray"/>
+              </w:rPr>
+              <w:t xml:space="preserve">.github/workflows/qa.yml</w:t>
+            </w:r>
+          </w:p>
+        </w:tc>
+      </w:tr>
+      <w:tr>
+        <w:trPr/>
+        <w:tc>
+          <w:tcPr>
+            <w:tcBorders>
+              <w:top w:val="single" w:sz="1" w:space="0" w:color="000000"/>
+              <w:bottom w:val="single" w:sz="1" w:space="0" w:color="000000"/>
+              <w:left w:val="single" w:sz="1" w:space="0" w:color="000000"/>
+              <w:right w:val="single" w:sz="1" w:space="0" w:color="000000"/>
+            </w:tcBorders>
+          </w:tcPr>
+          <w:p>
+            <w:pPr>
+              <w:spacing w:lineRule="auto"/>
+            </w:pPr>
+            <w:r>
+              <w:rPr/>
+              <w:t xml:space="preserve">Laboratorio QA</w:t>
+            </w:r>
+          </w:p>
+        </w:tc>
+        <w:tc>
+          <w:tcPr>
+            <w:tcBorders>
+              <w:top w:val="single" w:sz="1" w:space="0" w:color="000000"/>
+              <w:bottom w:val="single" w:sz="1" w:space="0" w:color="000000"/>
+              <w:left w:val="single" w:sz="1" w:space="0" w:color="000000"/>
+              <w:right w:val="single" w:sz="1" w:space="0" w:color="000000"/>
+            </w:tcBorders>
+          </w:tcPr>
+          <w:p>
+            <w:pPr>
+              <w:spacing w:lineRule="auto"/>
+            </w:pPr>
+            <w:r>
+              <w:rPr/>
+              <w:t xml:space="preserve">Panel gráfico </w:t>
+            </w:r>
+          </w:p>
+          <w:p>
+            <w:pPr>
+              <w:spacing w:lineRule="auto"/>
+            </w:pPr>
+            <w:r>
+              <w:rPr>
+                <w:highlight w:val="lightGray"/>
+              </w:rPr>
+              <w:t xml:space="preserve">/qa-lab</w:t>
+            </w:r>
+          </w:p>
+          <w:p>
+            <w:pPr>
+              <w:spacing w:lineRule="auto"/>
+            </w:pPr>
+            <w:r>
+              <w:rPr/>
+              <w:t xml:space="preserve"> — tortas, barras, catálogo de pruebas</w:t>
+            </w:r>
+          </w:p>
+        </w:tc>
+        <w:tc>
+          <w:tcPr>
+            <w:tcBorders>
+              <w:top w:val="single" w:sz="1" w:space="0" w:color="000000"/>
+              <w:bottom w:val="single" w:sz="1" w:space="0" w:color="000000"/>
+              <w:left w:val="single" w:sz="1" w:space="0" w:color="000000"/>
+              <w:right w:val="single" w:sz="1" w:space="0" w:color="000000"/>
+            </w:tcBorders>
+          </w:tcPr>
+          <w:p>
+            <w:pPr>
+              <w:spacing w:lineRule="auto"/>
+            </w:pPr>
+            <w:r>
+              <w:rPr>
+                <w:highlight w:val="lightGray"/>
+              </w:rPr>
+              <w:t xml:space="preserve">npm run qa:lab</w:t>
+            </w:r>
+          </w:p>
+          <w:p>
+            <w:pPr>
+              <w:spacing w:lineRule="auto"/>
+            </w:pPr>
+            <w:r>
+              <w:rPr/>
+              <w:t xml:space="preserve"> · ver </w:t>
+            </w:r>
+          </w:p>
+          <w:p>
+            <w:pPr>
+              <w:spacing w:lineRule="auto"/>
+            </w:pPr>
+            <w:hyperlink r:id="rId29">
+              <w:r>
+                <w:rPr>
+                  <w:rStyle w:val="Hyperlink"/>
+                </w:rPr>
+                <w:t xml:space="preserve">QA-AUTOMATIZADO.md</w:t>
+              </w:r>
+            </w:hyperlink>
+          </w:p>
+        </w:tc>
+      </w:tr>
+      <w:tr>
+        <w:trPr/>
+        <w:tc>
+          <w:tcPr>
+            <w:tcBorders>
+              <w:top w:val="single" w:sz="1" w:space="0" w:color="000000"/>
+              <w:bottom w:val="single" w:sz="1" w:space="0" w:color="000000"/>
+              <w:left w:val="single" w:sz="1" w:space="0" w:color="000000"/>
+              <w:right w:val="single" w:sz="1" w:space="0" w:color="000000"/>
+            </w:tcBorders>
+          </w:tcPr>
+          <w:p>
+            <w:pPr>
+              <w:spacing w:lineRule="auto"/>
+            </w:pPr>
+            <w:r>
+              <w:rPr/>
+              <w:t xml:space="preserve">Android APK</w:t>
+            </w:r>
+          </w:p>
+        </w:tc>
+        <w:tc>
+          <w:tcPr>
+            <w:tcBorders>
+              <w:top w:val="single" w:sz="1" w:space="0" w:color="000000"/>
+              <w:bottom w:val="single" w:sz="1" w:space="0" w:color="000000"/>
+              <w:left w:val="single" w:sz="1" w:space="0" w:color="000000"/>
+              <w:right w:val="single" w:sz="1" w:space="0" w:color="000000"/>
+            </w:tcBorders>
+          </w:tcPr>
+          <w:p>
+            <w:pPr>
+              <w:spacing w:lineRule="auto"/>
+            </w:pPr>
+            <w:r>
+              <w:rPr>
+                <w:highlight w:val="lightGray"/>
+              </w:rPr>
+              <w:t xml:space="preserve">cap:sync:bundle</w:t>
+            </w:r>
+          </w:p>
+          <w:p>
+            <w:pPr>
+              <w:spacing w:lineRule="auto"/>
+            </w:pPr>
+            <w:r>
+              <w:rPr/>
+              <w:t xml:space="preserve">, verify bundle, </w:t>
+            </w:r>
+          </w:p>
+          <w:p>
+            <w:pPr>
+              <w:spacing w:lineRule="auto"/>
+            </w:pPr>
+            <w:r>
+              <w:rPr>
+                <w:highlight w:val="lightGray"/>
+              </w:rPr>
+              <w:t xml:space="preserve">android:install</w:t>
+            </w:r>
+          </w:p>
+          <w:p>
+            <w:pPr>
+              <w:spacing w:lineRule="auto"/>
+            </w:pPr>
+            <w:r>
+              <w:rPr/>
+              <w:t xml:space="preserve">, APK en Descargas</w:t>
+            </w:r>
+          </w:p>
+        </w:tc>
+        <w:tc>
+          <w:tcPr>
+            <w:tcBorders>
+              <w:top w:val="single" w:sz="1" w:space="0" w:color="000000"/>
+              <w:bottom w:val="single" w:sz="1" w:space="0" w:color="000000"/>
+              <w:left w:val="single" w:sz="1" w:space="0" w:color="000000"/>
+              <w:right w:val="single" w:sz="1" w:space="0" w:color="000000"/>
+            </w:tcBorders>
+          </w:tcPr>
+          <w:p>
+            <w:pPr>
+              <w:spacing w:lineRule="auto"/>
+            </w:pPr>
+            <w:r>
+              <w:rPr/>
+              <w:t xml:space="preserve">Remoto = UI Railway; bundle = release planificada</w:t>
+            </w:r>
+          </w:p>
+        </w:tc>
+      </w:tr>
+      <w:tr>
+        <w:trPr/>
+        <w:tc>
+          <w:tcPr>
+            <w:tcBorders>
+              <w:top w:val="single" w:sz="1" w:space="0" w:color="000000"/>
+              <w:bottom w:val="single" w:sz="1" w:space="0" w:color="000000"/>
+              <w:left w:val="single" w:sz="1" w:space="0" w:color="000000"/>
+              <w:right w:val="single" w:sz="1" w:space="0" w:color="000000"/>
+            </w:tcBorders>
+          </w:tcPr>
+          <w:p>
+            <w:pPr>
+              <w:spacing w:lineRule="auto"/>
+            </w:pPr>
+            <w:r>
+              <w:rPr/>
+              <w:t xml:space="preserve">Notificaciones</w:t>
+            </w:r>
+          </w:p>
+        </w:tc>
+        <w:tc>
+          <w:tcPr>
+            <w:tcBorders>
+              <w:top w:val="single" w:sz="1" w:space="0" w:color="000000"/>
+              <w:bottom w:val="single" w:sz="1" w:space="0" w:color="000000"/>
+              <w:left w:val="single" w:sz="1" w:space="0" w:color="000000"/>
+              <w:right w:val="single" w:sz="1" w:space="0" w:color="000000"/>
+            </w:tcBorders>
+          </w:tcPr>
+          <w:p>
+            <w:pPr>
+              <w:spacing w:lineRule="auto"/>
+            </w:pPr>
+            <w:r>
+              <w:rPr/>
+              <w:t xml:space="preserve">Archivo al cerrar/cancelar viaje; historial separado de activos</w:t>
+            </w:r>
+          </w:p>
+        </w:tc>
+        <w:tc>
+          <w:tcPr>
+            <w:tcBorders>
+              <w:top w:val="single" w:sz="1" w:space="0" w:color="000000"/>
+              <w:bottom w:val="single" w:sz="1" w:space="0" w:color="000000"/>
+              <w:left w:val="single" w:sz="1" w:space="0" w:color="000000"/>
+              <w:right w:val="single" w:sz="1" w:space="0" w:color="000000"/>
+            </w:tcBorders>
+          </w:tcPr>
+          <w:p>
+            <w:pPr>
+              <w:spacing w:lineRule="auto"/>
+            </w:pPr>
+            <w:r>
+              <w:rPr>
+                <w:highlight w:val="lightGray"/>
+              </w:rPr>
+              <w:t xml:space="preserve">notification-visibility.js</w:t>
+            </w:r>
+          </w:p>
+          <w:p>
+            <w:pPr>
+              <w:spacing w:lineRule="auto"/>
+            </w:pPr>
+            <w:r>
+              <w:rPr/>
+              <w:t xml:space="preserve"> · emparejamientos cerrados fuera de activos</w:t>
+            </w:r>
+          </w:p>
+        </w:tc>
+      </w:tr>
+      <w:tr>
+        <w:trPr/>
+        <w:tc>
+          <w:tcPr>
+            <w:tcBorders>
+              <w:top w:val="single" w:sz="1" w:space="0" w:color="000000"/>
+              <w:bottom w:val="single" w:sz="1" w:space="0" w:color="000000"/>
+              <w:left w:val="single" w:sz="1" w:space="0" w:color="000000"/>
+              <w:right w:val="single" w:sz="1" w:space="0" w:color="000000"/>
+            </w:tcBorders>
+          </w:tcPr>
+          <w:p>
+            <w:pPr>
+              <w:spacing w:lineRule="auto"/>
+            </w:pPr>
+            <w:r>
+              <w:rPr/>
+              <w:t xml:space="preserve">Plan comercial</w:t>
+            </w:r>
+          </w:p>
+        </w:tc>
+        <w:tc>
+          <w:tcPr>
+            <w:tcBorders>
+              <w:top w:val="single" w:sz="1" w:space="0" w:color="000000"/>
+              <w:bottom w:val="single" w:sz="1" w:space="0" w:color="000000"/>
+              <w:left w:val="single" w:sz="1" w:space="0" w:color="000000"/>
+              <w:right w:val="single" w:sz="1" w:space="0" w:color="000000"/>
+            </w:tcBorders>
+          </w:tcPr>
+          <w:p>
+            <w:pPr>
+              <w:spacing w:lineRule="auto"/>
+            </w:pPr>
+            <w:r>
+              <w:rPr/>
+              <w:t xml:space="preserve">Piloto 25 empresas + 50 transportistas; escala 50+/200 camiones; híbrido vs nativo</w:t>
+            </w:r>
+          </w:p>
+        </w:tc>
+        <w:tc>
+          <w:tcPr>
+            <w:tcBorders>
+              <w:top w:val="single" w:sz="1" w:space="0" w:color="000000"/>
+              <w:bottom w:val="single" w:sz="1" w:space="0" w:color="000000"/>
+              <w:left w:val="single" w:sz="1" w:space="0" w:color="000000"/>
+              <w:right w:val="single" w:sz="1" w:space="0" w:color="000000"/>
+            </w:tcBorders>
+          </w:tcPr>
+          <w:p>
+            <w:pPr>
+              <w:spacing w:lineRule="auto"/>
+            </w:pPr>
+            <w:r>
+              <w:rPr/>
+              <w:t xml:space="preserve">Canvas </w:t>
+            </w:r>
+          </w:p>
+          <w:p>
+            <w:pPr>
+              <w:spacing w:lineRule="auto"/>
+            </w:pPr>
+            <w:r>
+              <w:rPr>
+                <w:highlight w:val="lightGray"/>
+              </w:rPr>
+              <w:t xml:space="preserve">cubik-plan-native-escala.canvas.tsx</w:t>
+            </w:r>
+          </w:p>
+          <w:p>
+            <w:pPr>
+              <w:spacing w:lineRule="auto"/>
+            </w:pPr>
+            <w:r>
+              <w:rPr/>
+              <w:t xml:space="preserve"> · </w:t>
+            </w:r>
+          </w:p>
+          <w:p>
+            <w:pPr>
+              <w:spacing w:lineRule="auto"/>
+            </w:pPr>
+            <w:hyperlink r:id="rId30">
+              <w:r>
+                <w:rPr>
+                  <w:rStyle w:val="Hyperlink"/>
+                </w:rPr>
+                <w:t xml:space="preserve">PLAN-COMERCIAL-PILOTO.md</w:t>
+              </w:r>
+            </w:hyperlink>
+          </w:p>
+        </w:tc>
+      </w:tr>
+    </w:tbl>
+    <w:p>
+      <w:pPr>
+        <w:spacing w:lineRule="auto"/>
+      </w:pPr>
+      <w:r>
+        <w:rPr/>
+      </w:r>
+    </w:p>
+    <w:p>
+      <w:pPr>
+        <w:spacing w:lineRule="auto"/>
+      </w:pPr>
+      <w:r>
+        <w:rPr>
+          <w:b/>
+        </w:rPr>
+        <w:t xml:space="preserve">Deploy:</w:t>
+      </w:r>
+      <w:r>
+        <w:rPr/>
+        <w:t xml:space="preserve"> commits </w:t>
+      </w:r>
+      <w:r>
+        <w:rPr/>
+        <w:t xml:space="preserve">71de185</w:t>
+      </w:r>
+      <w:r>
+        <w:rPr/>
+        <w:t xml:space="preserve"> → </w:t>
+      </w:r>
+      <w:r>
+        <w:rPr/>
+        <w:t xml:space="preserve">70723d1</w:t>
+      </w:r>
+      <w:r>
+        <w:rPr/>
+        <w:t xml:space="preserve"> · Railway </w:t>
+      </w:r>
+      <w:r>
+        <w:rPr/>
+        <w:t xml:space="preserve">main</w:t>
+      </w:r>
+      <w:r>
+        <w:rPr/>
+        <w:t xml:space="preserve"> · presentación comercial jun 2026.</w:t>
+      </w:r>
+    </w:p>
+    <w:p>
+      <w:pPr>
+        <w:pStyle w:val="Heading2"/>
+        <w:spacing w:lineRule="auto"/>
+      </w:pPr>
+      <w:r>
+        <w:rPr/>
         <w:t xml:space="preserve">Modelo de monetización, Cubik Saldo y checkout (diseño may 2026)</w:t>
       </w:r>
     </w:p>
@@ -24304,11 +25176,11 @@
         <w:rPr>
           <w:b/>
         </w:rPr>
-        <w:t xml:space="preserve">P0 — Wallet real + escrow en ruta</w:t>
-      </w:r>
-      <w:r>
-        <w:rPr/>
-        <w:t xml:space="preserve"> (piloto 10/5 ya validado en simulación).</w:t>
+        <w:t xml:space="preserve">P0 — Presentación comercial</w:t>
+      </w:r>
+      <w:r>
+        <w:rPr/>
+        <w:t xml:space="preserve"> (jun): demo prod + APK remoto; pitch piloto 25 embarcadores + 50 transportistas.</w:t>
       </w:r>
     </w:p>
     <w:p>
@@ -24323,11 +25195,19 @@
         <w:rPr>
           <w:b/>
         </w:rPr>
-        <w:t xml:space="preserve">P0 — Twilio Proxy</w:t>
-      </w:r>
-      <w:r>
-        <w:rPr/>
-        <w:t xml:space="preserve">: llamadas enmascaradas (botón Llamar ya en v0.0.98).</w:t>
+        <w:t xml:space="preserve">P0 — Piloto M2</w:t>
+      </w:r>
+      <w:r>
+        <w:rPr/>
+        <w:t xml:space="preserve">: 20 viajes </w:t>
+      </w:r>
+      <w:r>
+        <w:rPr/>
+        <w:t xml:space="preserve">completed</w:t>
+      </w:r>
+      <w:r>
+        <w:rPr/>
+        <w:t xml:space="preserve"> corredor RM ↔ Valparaíso/San Antonio.</w:t>
       </w:r>
     </w:p>
     <w:p>
@@ -24342,19 +25222,11 @@
         <w:rPr>
           <w:b/>
         </w:rPr>
-        <w:t xml:space="preserve">P0 — Piloto M2</w:t>
-      </w:r>
-      <w:r>
-        <w:rPr/>
-        <w:t xml:space="preserve">: 20 viajes </w:t>
-      </w:r>
-      <w:r>
-        <w:rPr/>
-        <w:t xml:space="preserve">completed</w:t>
-      </w:r>
-      <w:r>
-        <w:rPr/>
-        <w:t xml:space="preserve"> corredor RM ↔ Valparaíso/San Antonio.</w:t>
+        <w:t xml:space="preserve">P0 — Nativo lite</w:t>
+      </w:r>
+      <w:r>
+        <w:rPr/>
+        <w:t xml:space="preserve">: GPS background (Capacitor/plugin) si el piloto lo exige — sin rewrite UI.</w:t>
       </w:r>
     </w:p>
     <w:p>
@@ -24369,19 +25241,11 @@
         <w:rPr>
           <w:b/>
         </w:rPr>
-        <w:t xml:space="preserve">P1 — Push FCM</w:t>
-      </w:r>
-      <w:r>
-        <w:rPr/>
-        <w:t xml:space="preserve">: validar </w:t>
-      </w:r>
-      <w:r>
-        <w:rPr/>
-        <w:t xml:space="preserve">push-test</w:t>
-      </w:r>
-      <w:r>
-        <w:rPr/>
-        <w:t xml:space="preserve"> en celular físico (backend ya OK).</w:t>
+        <w:t xml:space="preserve">P1 — Wallet real + escrow en ruta</w:t>
+      </w:r>
+      <w:r>
+        <w:rPr/>
+        <w:t xml:space="preserve"> (piloto 10/5 ya validado en simulación).</w:t>
       </w:r>
     </w:p>
     <w:p>
@@ -24396,22 +25260,68 @@
         <w:rPr>
           <w:b/>
         </w:rPr>
-        <w:t xml:space="preserve">P2 — Cubik Plus Empresa</w:t>
-      </w:r>
-      <w:r>
-        <w:rPr/>
-        <w:t xml:space="preserve">: suscripción + descuento fee; OAuth Gmail/Apple (bloque E).</w:t>
+        <w:t xml:space="preserve">P1 — Twilio Proxy</w:t>
+      </w:r>
+      <w:r>
+        <w:rPr/>
+        <w:t xml:space="preserve">: llamadas enmascaradas (botón Llamar ya en v0.0.98).</w:t>
       </w:r>
     </w:p>
     <w:p>
       <w:pPr>
+        <w:numPr>
+          <w:ilvl w:val="0"/>
+          <w:numId w:val="9"/>
+        </w:numPr>
         <w:spacing w:lineRule="auto"/>
       </w:pPr>
       <w:r>
+        <w:rPr>
+          <w:b/>
+        </w:rPr>
+        <w:t xml:space="preserve">P2 — Push FCM</w:t>
+      </w:r>
+      <w:r>
+        <w:rPr/>
+        <w:t xml:space="preserve">: validar </w:t>
+      </w:r>
+      <w:r>
+        <w:rPr/>
+        <w:t xml:space="preserve">push-test</w:t>
+      </w:r>
+      <w:r>
+        <w:rPr/>
+        <w:t xml:space="preserve"> en celular físico (backend ya OK).</w:t>
+      </w:r>
+    </w:p>
+    <w:p>
+      <w:pPr>
+        <w:numPr>
+          <w:ilvl w:val="0"/>
+          <w:numId w:val="9"/>
+        </w:numPr>
+        <w:spacing w:lineRule="auto"/>
+      </w:pPr>
+      <w:r>
+        <w:rPr>
+          <w:b/>
+        </w:rPr>
+        <w:t xml:space="preserve">P2 — Escala 50+/200</w:t>
+      </w:r>
+      <w:r>
+        <w:rPr/>
+        <w:t xml:space="preserve">: presupuesto Maps + infra (~USD 2.1k/mes) antes de marketing masivo.</w:t>
+      </w:r>
+    </w:p>
+    <w:p>
+      <w:pPr>
+        <w:spacing w:lineRule="auto"/>
+      </w:pPr>
+      <w:r>
         <w:rPr/>
         <w:t xml:space="preserve">Detalle estratégico: </w:t>
       </w:r>
-      <w:hyperlink r:id="rId29">
+      <w:hyperlink r:id="rId31">
         <w:r>
           <w:rPr>
             <w:rStyle w:val="Hyperlink"/>
@@ -24421,9 +25331,33 @@
       </w:hyperlink>
       <w:r>
         <w:rPr/>
+        <w:t xml:space="preserve"> · Plan comercial: </w:t>
+      </w:r>
+      <w:hyperlink r:id="rId32">
+        <w:r>
+          <w:rPr>
+            <w:rStyle w:val="Hyperlink"/>
+          </w:rPr>
+          <w:t xml:space="preserve">PLAN-COMERCIAL-PILOTO.md</w:t>
+        </w:r>
+      </w:hyperlink>
+      <w:r>
+        <w:rPr/>
+        <w:t xml:space="preserve"> · QA: </w:t>
+      </w:r>
+      <w:hyperlink r:id="rId33">
+        <w:r>
+          <w:rPr>
+            <w:rStyle w:val="Hyperlink"/>
+          </w:rPr>
+          <w:t xml:space="preserve">QA-AUTOMATIZADO.md</w:t>
+        </w:r>
+      </w:hyperlink>
+      <w:r>
+        <w:rPr/>
         <w:t xml:space="preserve"> · UX app: </w:t>
       </w:r>
-      <w:hyperlink r:id="rId30">
+      <w:hyperlink r:id="rId34">
         <w:r>
           <w:rPr>
             <w:rStyle w:val="Hyperlink"/>
@@ -24431,18 +25365,6 @@
           <w:t xml:space="preserve">CUBIK-APP-UX.md</w:t>
         </w:r>
       </w:hyperlink>
-      <w:r>
-        <w:rPr/>
-        <w:t xml:space="preserve"> · Play: </w:t>
-      </w:r>
-      <w:hyperlink r:id="rId31">
-        <w:r>
-          <w:rPr>
-            <w:rStyle w:val="Hyperlink"/>
-          </w:rPr>
-          <w:t xml:space="preserve">CUBIK-PLAY-STORE.md</w:t>
-        </w:r>
-      </w:hyperlink>
     </w:p>
     <w:p>
       <w:pPr>
@@ -24772,7 +25694,7 @@
         <w:rPr/>
         <w:t xml:space="preserve">; recuperación de contraseña por correo (Resend). Ver </w:t>
       </w:r>
-      <w:hyperlink r:id="rId32">
+      <w:hyperlink r:id="rId35">
         <w:r>
           <w:rPr>
             <w:rStyle w:val="Hyperlink"/>
@@ -25032,9 +25954,33 @@
       </w:r>
       <w:r>
         <w:rPr/>
-        <w:t xml:space="preserve">. Distribución testers: </w:t>
-      </w:r>
-      <w:hyperlink r:id="rId33">
+        <w:t xml:space="preserve">. Scripts: </w:t>
+      </w:r>
+      <w:r>
+        <w:rPr/>
+        <w:t xml:space="preserve">npm run android:apk</w:t>
+      </w:r>
+      <w:r>
+        <w:rPr/>
+        <w:t xml:space="preserve">, </w:t>
+      </w:r>
+      <w:r>
+        <w:rPr/>
+        <w:t xml:space="preserve">android:install:remote</w:t>
+      </w:r>
+      <w:r>
+        <w:rPr/>
+        <w:t xml:space="preserve">, </w:t>
+      </w:r>
+      <w:r>
+        <w:rPr/>
+        <w:t xml:space="preserve">android:verify</w:t>
+      </w:r>
+      <w:r>
+        <w:rPr/>
+        <w:t xml:space="preserve">. Distribución: </w:t>
+      </w:r>
+      <w:hyperlink r:id="rId36">
         <w:r>
           <w:rPr>
             <w:rStyle w:val="Hyperlink"/>
@@ -25044,7 +25990,34 @@
       </w:hyperlink>
       <w:r>
         <w:rPr/>
-        <w:t xml:space="preserve"> + APK debug.</w:t>
+        <w:t xml:space="preserve"> + APK bundle o remoto.</w:t>
+      </w:r>
+    </w:p>
+    <w:p>
+      <w:pPr>
+        <w:spacing w:lineRule="auto"/>
+      </w:pPr>
+      <w:r>
+        <w:rPr>
+          <w:b/>
+        </w:rPr>
+        <w:t xml:space="preserve">QA visual:</w:t>
+      </w:r>
+      <w:r>
+        <w:rPr/>
+        <w:t xml:space="preserve">/qa-lab</w:t>
+      </w:r>
+      <w:r>
+        <w:rPr/>
+        <w:t xml:space="preserve"> — catálogo y gráficos de pruebas (</w:t>
+      </w:r>
+      <w:r>
+        <w:rPr/>
+        <w:t xml:space="preserve">npm run qa:lab</w:t>
+      </w:r>
+      <w:r>
+        <w:rPr/>
+        <w:t xml:space="preserve">).</w:t>
       </w:r>
     </w:p>
     <w:p>
@@ -25161,7 +26134,23 @@
       </w:r>
       <w:r>
         <w:rPr/>
-        <w:t xml:space="preserve">. Workflow CI: validación (deploy vía integración Railway).</w:t>
+        <w:t xml:space="preserve">. Workflow CI: </w:t>
+      </w:r>
+      <w:r>
+        <w:rPr/>
+        <w:t xml:space="preserve">.github/workflows/qa.yml</w:t>
+      </w:r>
+      <w:r>
+        <w:rPr/>
+        <w:t xml:space="preserve"> (unit + Playwright local + smoke prod en </w:t>
+      </w:r>
+      <w:r>
+        <w:rPr/>
+        <w:t xml:space="preserve">main</w:t>
+      </w:r>
+      <w:r>
+        <w:rPr/>
+        <w:t xml:space="preserve">).</w:t>
       </w:r>
     </w:p>
     <w:p>
@@ -25863,7 +26852,7 @@
         <w:rPr/>
         <w:t xml:space="preserve"> (robo, daño, faltante, atraso, otro). Ver </w:t>
       </w:r>
-      <w:hyperlink r:id="rId34">
+      <w:hyperlink r:id="rId37">
         <w:r>
           <w:rPr>
             <w:rStyle w:val="Hyperlink"/>
@@ -25875,7 +26864,7 @@
         <w:rPr/>
         <w:t xml:space="preserve"> y </w:t>
       </w:r>
-      <w:hyperlink r:id="rId35">
+      <w:hyperlink r:id="rId38">
         <w:r>
           <w:rPr>
             <w:rStyle w:val="Hyperlink"/>
@@ -28124,7 +29113,7 @@
         <w:rPr/>
         <w:t xml:space="preserve"> diseño Cubik Saldo cerrado (may 2026); implementación en curso; multas legacy siguen transferencia + comprobante hasta migración wallet — ver § monetización y </w:t>
       </w:r>
-      <w:hyperlink r:id="rId36">
+      <w:hyperlink r:id="rId39">
         <w:r>
           <w:rPr>
             <w:rStyle w:val="Hyperlink"/>
@@ -28199,7 +29188,7 @@
         <w:rPr/>
         <w:t xml:space="preserve"> en app + HTML (</w:t>
       </w:r>
-      <w:hyperlink r:id="rId37">
+      <w:hyperlink r:id="rId40">
         <w:r>
           <w:rPr>
             <w:rStyle w:val="Hyperlink"/>
@@ -28268,7 +29257,7 @@
       </w:pPr>
       <w:r>
         <w:rPr/>
-        <w:t xml:space="preserve">Fin del documento — v4.1 (25 may 2026): v0.0.105 calibración sugerencia flete (80k + 450/km + 22/kg); Cubik Saldo piloto 10/5 operativo; wallet real siguiente.</w:t>
+        <w:t xml:space="preserve">Fin del documento — v4.2 (10 jun 2026): v0.0.125 QA automatizado + Laboratorio /qa-lab; notificaciones archivadas al cerrar viaje; APK remoto/bundle; plan comercial piloto 25/50; wallet real siguiente.</w:t>
       </w:r>
     </w:p>
   </w:body>
